--- a/paediatric_ncd_guidelines-Chapter4-Dermatology.docx
+++ b/paediatric_ncd_guidelines-Chapter4-Dermatology.docx
@@ -27,13 +27,6 @@
       </w:r>
       <w:bookmarkEnd w:id="1"/>
       <w:bookmarkEnd w:id="2"/>
-    </w:p>
-    <w:p>
-      <w:pPr>
-        <w:rPr>
-          <w:color w:val="61459B"/>
-        </w:rPr>
-      </w:pPr>
     </w:p>
     <w:p>
       <w:pPr>
@@ -53,23 +46,23 @@
       </w:pPr>
       <w:r>
         <w:rPr>
-          <w:sz w:val="18"/>
+          <w:color w:val="61459B"/>
         </w:rPr>
         <w:fldChar w:fldCharType="begin"/>
       </w:r>
       <w:r>
         <w:rPr>
-          <w:sz w:val="18"/>
+          <w:color w:val="61459B"/>
         </w:rPr>
         <w:instrText xml:space="preserve"> TOC \o "2-3" \h \z \u </w:instrText>
       </w:r>
       <w:r>
         <w:rPr>
-          <w:sz w:val="18"/>
+          <w:color w:val="61459B"/>
         </w:rPr>
         <w:fldChar w:fldCharType="separate"/>
       </w:r>
-      <w:hyperlink w:anchor="_Toc220574464" w:history="1">
+      <w:hyperlink w:anchor="_Toc226031980" w:history="1">
         <w:r>
           <w:rPr>
             <w:rStyle w:val="Hyperlink"/>
@@ -111,7 +104,7 @@
             <w:noProof/>
             <w:webHidden/>
           </w:rPr>
-          <w:instrText xml:space="preserve"> PAGEREF _Toc220574464 \h </w:instrText>
+          <w:instrText xml:space="preserve"> PAGEREF _Toc226031980 \h </w:instrText>
         </w:r>
         <w:r>
           <w:rPr>
@@ -158,7 +151,7 @@
           <w14:ligatures w14:val="standardContextual"/>
         </w:rPr>
       </w:pPr>
-      <w:hyperlink w:anchor="_Toc220574465" w:history="1">
+      <w:hyperlink w:anchor="_Toc226031981" w:history="1">
         <w:r>
           <w:rPr>
             <w:rStyle w:val="Hyperlink"/>
@@ -185,7 +178,7 @@
             <w:noProof/>
             <w:webHidden/>
           </w:rPr>
-          <w:instrText xml:space="preserve"> PAGEREF _Toc220574465 \h </w:instrText>
+          <w:instrText xml:space="preserve"> PAGEREF _Toc226031981 \h </w:instrText>
         </w:r>
         <w:r>
           <w:rPr>
@@ -232,7 +225,7 @@
           <w14:ligatures w14:val="standardContextual"/>
         </w:rPr>
       </w:pPr>
-      <w:hyperlink w:anchor="_Toc220574466" w:history="1">
+      <w:hyperlink w:anchor="_Toc226031982" w:history="1">
         <w:r>
           <w:rPr>
             <w:rStyle w:val="Hyperlink"/>
@@ -259,7 +252,7 @@
             <w:noProof/>
             <w:webHidden/>
           </w:rPr>
-          <w:instrText xml:space="preserve"> PAGEREF _Toc220574466 \h </w:instrText>
+          <w:instrText xml:space="preserve"> PAGEREF _Toc226031982 \h </w:instrText>
         </w:r>
         <w:r>
           <w:rPr>
@@ -306,7 +299,7 @@
           <w14:ligatures w14:val="standardContextual"/>
         </w:rPr>
       </w:pPr>
-      <w:hyperlink w:anchor="_Toc220574467" w:history="1">
+      <w:hyperlink w:anchor="_Toc226031983" w:history="1">
         <w:r>
           <w:rPr>
             <w:rStyle w:val="Hyperlink"/>
@@ -333,7 +326,7 @@
             <w:noProof/>
             <w:webHidden/>
           </w:rPr>
-          <w:instrText xml:space="preserve"> PAGEREF _Toc220574467 \h </w:instrText>
+          <w:instrText xml:space="preserve"> PAGEREF _Toc226031983 \h </w:instrText>
         </w:r>
         <w:r>
           <w:rPr>
@@ -380,7 +373,7 @@
           <w14:ligatures w14:val="standardContextual"/>
         </w:rPr>
       </w:pPr>
-      <w:hyperlink w:anchor="_Toc220574468" w:history="1">
+      <w:hyperlink w:anchor="_Toc226031984" w:history="1">
         <w:r>
           <w:rPr>
             <w:rStyle w:val="Hyperlink"/>
@@ -407,7 +400,7 @@
             <w:noProof/>
             <w:webHidden/>
           </w:rPr>
-          <w:instrText xml:space="preserve"> PAGEREF _Toc220574468 \h </w:instrText>
+          <w:instrText xml:space="preserve"> PAGEREF _Toc226031984 \h </w:instrText>
         </w:r>
         <w:r>
           <w:rPr>
@@ -454,7 +447,7 @@
           <w14:ligatures w14:val="standardContextual"/>
         </w:rPr>
       </w:pPr>
-      <w:hyperlink w:anchor="_Toc220574469" w:history="1">
+      <w:hyperlink w:anchor="_Toc226031985" w:history="1">
         <w:r>
           <w:rPr>
             <w:rStyle w:val="Hyperlink"/>
@@ -481,7 +474,7 @@
             <w:noProof/>
             <w:webHidden/>
           </w:rPr>
-          <w:instrText xml:space="preserve"> PAGEREF _Toc220574469 \h </w:instrText>
+          <w:instrText xml:space="preserve"> PAGEREF _Toc226031985 \h </w:instrText>
         </w:r>
         <w:r>
           <w:rPr>
@@ -528,7 +521,7 @@
           <w14:ligatures w14:val="standardContextual"/>
         </w:rPr>
       </w:pPr>
-      <w:hyperlink w:anchor="_Toc220574470" w:history="1">
+      <w:hyperlink w:anchor="_Toc226031986" w:history="1">
         <w:r>
           <w:rPr>
             <w:rStyle w:val="Hyperlink"/>
@@ -570,7 +563,7 @@
             <w:noProof/>
             <w:webHidden/>
           </w:rPr>
-          <w:instrText xml:space="preserve"> PAGEREF _Toc220574470 \h </w:instrText>
+          <w:instrText xml:space="preserve"> PAGEREF _Toc226031986 \h </w:instrText>
         </w:r>
         <w:r>
           <w:rPr>
@@ -617,7 +610,7 @@
           <w14:ligatures w14:val="standardContextual"/>
         </w:rPr>
       </w:pPr>
-      <w:hyperlink w:anchor="_Toc220574471" w:history="1">
+      <w:hyperlink w:anchor="_Toc226031987" w:history="1">
         <w:r>
           <w:rPr>
             <w:rStyle w:val="Hyperlink"/>
@@ -644,7 +637,7 @@
             <w:noProof/>
             <w:webHidden/>
           </w:rPr>
-          <w:instrText xml:space="preserve"> PAGEREF _Toc220574471 \h </w:instrText>
+          <w:instrText xml:space="preserve"> PAGEREF _Toc226031987 \h </w:instrText>
         </w:r>
         <w:r>
           <w:rPr>
@@ -691,7 +684,7 @@
           <w14:ligatures w14:val="standardContextual"/>
         </w:rPr>
       </w:pPr>
-      <w:hyperlink w:anchor="_Toc220574472" w:history="1">
+      <w:hyperlink w:anchor="_Toc226031988" w:history="1">
         <w:r>
           <w:rPr>
             <w:rStyle w:val="Hyperlink"/>
@@ -734,7 +727,7 @@
             <w:noProof/>
             <w:webHidden/>
           </w:rPr>
-          <w:instrText xml:space="preserve"> PAGEREF _Toc220574472 \h </w:instrText>
+          <w:instrText xml:space="preserve"> PAGEREF _Toc226031988 \h </w:instrText>
         </w:r>
         <w:r>
           <w:rPr>
@@ -781,7 +774,7 @@
           <w14:ligatures w14:val="standardContextual"/>
         </w:rPr>
       </w:pPr>
-      <w:hyperlink w:anchor="_Toc220574473" w:history="1">
+      <w:hyperlink w:anchor="_Toc226031989" w:history="1">
         <w:r>
           <w:rPr>
             <w:rStyle w:val="Hyperlink"/>
@@ -808,7 +801,7 @@
             <w:noProof/>
             <w:webHidden/>
           </w:rPr>
-          <w:instrText xml:space="preserve"> PAGEREF _Toc220574473 \h </w:instrText>
+          <w:instrText xml:space="preserve"> PAGEREF _Toc226031989 \h </w:instrText>
         </w:r>
         <w:r>
           <w:rPr>
@@ -855,7 +848,7 @@
           <w14:ligatures w14:val="standardContextual"/>
         </w:rPr>
       </w:pPr>
-      <w:hyperlink w:anchor="_Toc220574474" w:history="1">
+      <w:hyperlink w:anchor="_Toc226031990" w:history="1">
         <w:r>
           <w:rPr>
             <w:rStyle w:val="Hyperlink"/>
@@ -882,7 +875,7 @@
             <w:noProof/>
             <w:webHidden/>
           </w:rPr>
-          <w:instrText xml:space="preserve"> PAGEREF _Toc220574474 \h </w:instrText>
+          <w:instrText xml:space="preserve"> PAGEREF _Toc226031990 \h </w:instrText>
         </w:r>
         <w:r>
           <w:rPr>
@@ -929,7 +922,7 @@
           <w14:ligatures w14:val="standardContextual"/>
         </w:rPr>
       </w:pPr>
-      <w:hyperlink w:anchor="_Toc220574475" w:history="1">
+      <w:hyperlink w:anchor="_Toc226031991" w:history="1">
         <w:r>
           <w:rPr>
             <w:rStyle w:val="Hyperlink"/>
@@ -956,7 +949,7 @@
             <w:noProof/>
             <w:webHidden/>
           </w:rPr>
-          <w:instrText xml:space="preserve"> PAGEREF _Toc220574475 \h </w:instrText>
+          <w:instrText xml:space="preserve"> PAGEREF _Toc226031991 \h </w:instrText>
         </w:r>
         <w:r>
           <w:rPr>
@@ -1003,7 +996,7 @@
           <w14:ligatures w14:val="standardContextual"/>
         </w:rPr>
       </w:pPr>
-      <w:hyperlink w:anchor="_Toc220574476" w:history="1">
+      <w:hyperlink w:anchor="_Toc226031992" w:history="1">
         <w:r>
           <w:rPr>
             <w:rStyle w:val="Hyperlink"/>
@@ -1030,7 +1023,7 @@
             <w:noProof/>
             <w:webHidden/>
           </w:rPr>
-          <w:instrText xml:space="preserve"> PAGEREF _Toc220574476 \h </w:instrText>
+          <w:instrText xml:space="preserve"> PAGEREF _Toc226031992 \h </w:instrText>
         </w:r>
         <w:r>
           <w:rPr>
@@ -1077,7 +1070,7 @@
           <w14:ligatures w14:val="standardContextual"/>
         </w:rPr>
       </w:pPr>
-      <w:hyperlink w:anchor="_Toc220574477" w:history="1">
+      <w:hyperlink w:anchor="_Toc226031993" w:history="1">
         <w:r>
           <w:rPr>
             <w:rStyle w:val="Hyperlink"/>
@@ -1104,7 +1097,7 @@
             <w:noProof/>
             <w:webHidden/>
           </w:rPr>
-          <w:instrText xml:space="preserve"> PAGEREF _Toc220574477 \h </w:instrText>
+          <w:instrText xml:space="preserve"> PAGEREF _Toc226031993 \h </w:instrText>
         </w:r>
         <w:r>
           <w:rPr>
@@ -1151,7 +1144,7 @@
           <w14:ligatures w14:val="standardContextual"/>
         </w:rPr>
       </w:pPr>
-      <w:hyperlink w:anchor="_Toc220574478" w:history="1">
+      <w:hyperlink w:anchor="_Toc226031994" w:history="1">
         <w:r>
           <w:rPr>
             <w:rStyle w:val="Hyperlink"/>
@@ -1178,7 +1171,7 @@
             <w:noProof/>
             <w:webHidden/>
           </w:rPr>
-          <w:instrText xml:space="preserve"> PAGEREF _Toc220574478 \h </w:instrText>
+          <w:instrText xml:space="preserve"> PAGEREF _Toc226031994 \h </w:instrText>
         </w:r>
         <w:r>
           <w:rPr>
@@ -1225,7 +1218,7 @@
           <w14:ligatures w14:val="standardContextual"/>
         </w:rPr>
       </w:pPr>
-      <w:hyperlink w:anchor="_Toc220574479" w:history="1">
+      <w:hyperlink w:anchor="_Toc226031995" w:history="1">
         <w:r>
           <w:rPr>
             <w:rStyle w:val="Hyperlink"/>
@@ -1267,7 +1260,7 @@
             <w:noProof/>
             <w:webHidden/>
           </w:rPr>
-          <w:instrText xml:space="preserve"> PAGEREF _Toc220574479 \h </w:instrText>
+          <w:instrText xml:space="preserve"> PAGEREF _Toc226031995 \h </w:instrText>
         </w:r>
         <w:r>
           <w:rPr>
@@ -1314,7 +1307,7 @@
           <w14:ligatures w14:val="standardContextual"/>
         </w:rPr>
       </w:pPr>
-      <w:hyperlink w:anchor="_Toc220574480" w:history="1">
+      <w:hyperlink w:anchor="_Toc226031996" w:history="1">
         <w:r>
           <w:rPr>
             <w:rStyle w:val="Hyperlink"/>
@@ -1341,7 +1334,7 @@
             <w:noProof/>
             <w:webHidden/>
           </w:rPr>
-          <w:instrText xml:space="preserve"> PAGEREF _Toc220574480 \h </w:instrText>
+          <w:instrText xml:space="preserve"> PAGEREF _Toc226031996 \h </w:instrText>
         </w:r>
         <w:r>
           <w:rPr>
@@ -1388,7 +1381,7 @@
           <w14:ligatures w14:val="standardContextual"/>
         </w:rPr>
       </w:pPr>
-      <w:hyperlink w:anchor="_Toc220574481" w:history="1">
+      <w:hyperlink w:anchor="_Toc226031997" w:history="1">
         <w:r>
           <w:rPr>
             <w:rStyle w:val="Hyperlink"/>
@@ -1415,7 +1408,7 @@
             <w:noProof/>
             <w:webHidden/>
           </w:rPr>
-          <w:instrText xml:space="preserve"> PAGEREF _Toc220574481 \h </w:instrText>
+          <w:instrText xml:space="preserve"> PAGEREF _Toc226031997 \h </w:instrText>
         </w:r>
         <w:r>
           <w:rPr>
@@ -1462,7 +1455,7 @@
           <w14:ligatures w14:val="standardContextual"/>
         </w:rPr>
       </w:pPr>
-      <w:hyperlink w:anchor="_Toc220574482" w:history="1">
+      <w:hyperlink w:anchor="_Toc226031998" w:history="1">
         <w:r>
           <w:rPr>
             <w:rStyle w:val="Hyperlink"/>
@@ -1489,7 +1482,7 @@
             <w:noProof/>
             <w:webHidden/>
           </w:rPr>
-          <w:instrText xml:space="preserve"> PAGEREF _Toc220574482 \h </w:instrText>
+          <w:instrText xml:space="preserve"> PAGEREF _Toc226031998 \h </w:instrText>
         </w:r>
         <w:r>
           <w:rPr>
@@ -1536,7 +1529,7 @@
           <w14:ligatures w14:val="standardContextual"/>
         </w:rPr>
       </w:pPr>
-      <w:hyperlink w:anchor="_Toc220574483" w:history="1">
+      <w:hyperlink w:anchor="_Toc226031999" w:history="1">
         <w:r>
           <w:rPr>
             <w:rStyle w:val="Hyperlink"/>
@@ -1563,7 +1556,7 @@
             <w:noProof/>
             <w:webHidden/>
           </w:rPr>
-          <w:instrText xml:space="preserve"> PAGEREF _Toc220574483 \h </w:instrText>
+          <w:instrText xml:space="preserve"> PAGEREF _Toc226031999 \h </w:instrText>
         </w:r>
         <w:r>
           <w:rPr>
@@ -1610,7 +1603,7 @@
           <w14:ligatures w14:val="standardContextual"/>
         </w:rPr>
       </w:pPr>
-      <w:hyperlink w:anchor="_Toc220574484" w:history="1">
+      <w:hyperlink w:anchor="_Toc226032000" w:history="1">
         <w:r>
           <w:rPr>
             <w:rStyle w:val="Hyperlink"/>
@@ -1637,7 +1630,7 @@
             <w:noProof/>
             <w:webHidden/>
           </w:rPr>
-          <w:instrText xml:space="preserve"> PAGEREF _Toc220574484 \h </w:instrText>
+          <w:instrText xml:space="preserve"> PAGEREF _Toc226032000 \h </w:instrText>
         </w:r>
         <w:r>
           <w:rPr>
@@ -1684,7 +1677,7 @@
           <w14:ligatures w14:val="standardContextual"/>
         </w:rPr>
       </w:pPr>
-      <w:hyperlink w:anchor="_Toc220574485" w:history="1">
+      <w:hyperlink w:anchor="_Toc226032001" w:history="1">
         <w:r>
           <w:rPr>
             <w:rStyle w:val="Hyperlink"/>
@@ -1711,7 +1704,7 @@
             <w:noProof/>
             <w:webHidden/>
           </w:rPr>
-          <w:instrText xml:space="preserve"> PAGEREF _Toc220574485 \h </w:instrText>
+          <w:instrText xml:space="preserve"> PAGEREF _Toc226032001 \h </w:instrText>
         </w:r>
         <w:r>
           <w:rPr>
@@ -1758,7 +1751,7 @@
           <w14:ligatures w14:val="standardContextual"/>
         </w:rPr>
       </w:pPr>
-      <w:hyperlink w:anchor="_Toc220574486" w:history="1">
+      <w:hyperlink w:anchor="_Toc226032002" w:history="1">
         <w:r>
           <w:rPr>
             <w:rStyle w:val="Hyperlink"/>
@@ -1845,7 +1838,7 @@
             <w:noProof/>
             <w:webHidden/>
           </w:rPr>
-          <w:instrText xml:space="preserve"> PAGEREF _Toc220574486 \h </w:instrText>
+          <w:instrText xml:space="preserve"> PAGEREF _Toc226032002 \h </w:instrText>
         </w:r>
         <w:r>
           <w:rPr>
@@ -1892,7 +1885,7 @@
           <w14:ligatures w14:val="standardContextual"/>
         </w:rPr>
       </w:pPr>
-      <w:hyperlink w:anchor="_Toc220574487" w:history="1">
+      <w:hyperlink w:anchor="_Toc226032003" w:history="1">
         <w:r>
           <w:rPr>
             <w:rStyle w:val="Hyperlink"/>
@@ -1919,7 +1912,7 @@
             <w:noProof/>
             <w:webHidden/>
           </w:rPr>
-          <w:instrText xml:space="preserve"> PAGEREF _Toc220574487 \h </w:instrText>
+          <w:instrText xml:space="preserve"> PAGEREF _Toc226032003 \h </w:instrText>
         </w:r>
         <w:r>
           <w:rPr>
@@ -1966,7 +1959,7 @@
           <w14:ligatures w14:val="standardContextual"/>
         </w:rPr>
       </w:pPr>
-      <w:hyperlink w:anchor="_Toc220574488" w:history="1">
+      <w:hyperlink w:anchor="_Toc226032004" w:history="1">
         <w:r>
           <w:rPr>
             <w:rStyle w:val="Hyperlink"/>
@@ -1993,7 +1986,7 @@
             <w:noProof/>
             <w:webHidden/>
           </w:rPr>
-          <w:instrText xml:space="preserve"> PAGEREF _Toc220574488 \h </w:instrText>
+          <w:instrText xml:space="preserve"> PAGEREF _Toc226032004 \h </w:instrText>
         </w:r>
         <w:r>
           <w:rPr>
@@ -2040,7 +2033,7 @@
           <w14:ligatures w14:val="standardContextual"/>
         </w:rPr>
       </w:pPr>
-      <w:hyperlink w:anchor="_Toc220574489" w:history="1">
+      <w:hyperlink w:anchor="_Toc226032005" w:history="1">
         <w:r>
           <w:rPr>
             <w:rStyle w:val="Hyperlink"/>
@@ -2067,7 +2060,7 @@
             <w:noProof/>
             <w:webHidden/>
           </w:rPr>
-          <w:instrText xml:space="preserve"> PAGEREF _Toc220574489 \h </w:instrText>
+          <w:instrText xml:space="preserve"> PAGEREF _Toc226032005 \h </w:instrText>
         </w:r>
         <w:r>
           <w:rPr>
@@ -2114,7 +2107,7 @@
           <w14:ligatures w14:val="standardContextual"/>
         </w:rPr>
       </w:pPr>
-      <w:hyperlink w:anchor="_Toc220574490" w:history="1">
+      <w:hyperlink w:anchor="_Toc226032006" w:history="1">
         <w:r>
           <w:rPr>
             <w:rStyle w:val="Hyperlink"/>
@@ -2141,7 +2134,7 @@
             <w:noProof/>
             <w:webHidden/>
           </w:rPr>
-          <w:instrText xml:space="preserve"> PAGEREF _Toc220574490 \h </w:instrText>
+          <w:instrText xml:space="preserve"> PAGEREF _Toc226032006 \h </w:instrText>
         </w:r>
         <w:r>
           <w:rPr>
@@ -2188,7 +2181,7 @@
           <w14:ligatures w14:val="standardContextual"/>
         </w:rPr>
       </w:pPr>
-      <w:hyperlink w:anchor="_Toc220574491" w:history="1">
+      <w:hyperlink w:anchor="_Toc226032007" w:history="1">
         <w:r>
           <w:rPr>
             <w:rStyle w:val="Hyperlink"/>
@@ -2215,7 +2208,7 @@
             <w:noProof/>
             <w:webHidden/>
           </w:rPr>
-          <w:instrText xml:space="preserve"> PAGEREF _Toc220574491 \h </w:instrText>
+          <w:instrText xml:space="preserve"> PAGEREF _Toc226032007 \h </w:instrText>
         </w:r>
         <w:r>
           <w:rPr>
@@ -2262,7 +2255,7 @@
           <w14:ligatures w14:val="standardContextual"/>
         </w:rPr>
       </w:pPr>
-      <w:hyperlink w:anchor="_Toc220574492" w:history="1">
+      <w:hyperlink w:anchor="_Toc226032008" w:history="1">
         <w:r>
           <w:rPr>
             <w:rStyle w:val="Hyperlink"/>
@@ -2289,7 +2282,7 @@
             <w:noProof/>
             <w:webHidden/>
           </w:rPr>
-          <w:instrText xml:space="preserve"> PAGEREF _Toc220574492 \h </w:instrText>
+          <w:instrText xml:space="preserve"> PAGEREF _Toc226032008 \h </w:instrText>
         </w:r>
         <w:r>
           <w:rPr>
@@ -2336,7 +2329,7 @@
           <w14:ligatures w14:val="standardContextual"/>
         </w:rPr>
       </w:pPr>
-      <w:hyperlink w:anchor="_Toc220574493" w:history="1">
+      <w:hyperlink w:anchor="_Toc226032009" w:history="1">
         <w:r>
           <w:rPr>
             <w:rStyle w:val="Hyperlink"/>
@@ -2378,7 +2371,7 @@
             <w:noProof/>
             <w:webHidden/>
           </w:rPr>
-          <w:instrText xml:space="preserve"> PAGEREF _Toc220574493 \h </w:instrText>
+          <w:instrText xml:space="preserve"> PAGEREF _Toc226032009 \h </w:instrText>
         </w:r>
         <w:r>
           <w:rPr>
@@ -2425,7 +2418,7 @@
           <w14:ligatures w14:val="standardContextual"/>
         </w:rPr>
       </w:pPr>
-      <w:hyperlink w:anchor="_Toc220574494" w:history="1">
+      <w:hyperlink w:anchor="_Toc226032010" w:history="1">
         <w:r>
           <w:rPr>
             <w:rStyle w:val="Hyperlink"/>
@@ -2452,7 +2445,7 @@
             <w:noProof/>
             <w:webHidden/>
           </w:rPr>
-          <w:instrText xml:space="preserve"> PAGEREF _Toc220574494 \h </w:instrText>
+          <w:instrText xml:space="preserve"> PAGEREF _Toc226032010 \h </w:instrText>
         </w:r>
         <w:r>
           <w:rPr>
@@ -2499,7 +2492,7 @@
           <w14:ligatures w14:val="standardContextual"/>
         </w:rPr>
       </w:pPr>
-      <w:hyperlink w:anchor="_Toc220574495" w:history="1">
+      <w:hyperlink w:anchor="_Toc226032011" w:history="1">
         <w:r>
           <w:rPr>
             <w:rStyle w:val="Hyperlink"/>
@@ -2526,7 +2519,7 @@
             <w:noProof/>
             <w:webHidden/>
           </w:rPr>
-          <w:instrText xml:space="preserve"> PAGEREF _Toc220574495 \h </w:instrText>
+          <w:instrText xml:space="preserve"> PAGEREF _Toc226032011 \h </w:instrText>
         </w:r>
         <w:r>
           <w:rPr>
@@ -2573,7 +2566,7 @@
           <w14:ligatures w14:val="standardContextual"/>
         </w:rPr>
       </w:pPr>
-      <w:hyperlink w:anchor="_Toc220574496" w:history="1">
+      <w:hyperlink w:anchor="_Toc226032012" w:history="1">
         <w:r>
           <w:rPr>
             <w:rStyle w:val="Hyperlink"/>
@@ -2600,7 +2593,7 @@
             <w:noProof/>
             <w:webHidden/>
           </w:rPr>
-          <w:instrText xml:space="preserve"> PAGEREF _Toc220574496 \h </w:instrText>
+          <w:instrText xml:space="preserve"> PAGEREF _Toc226032012 \h </w:instrText>
         </w:r>
         <w:r>
           <w:rPr>
@@ -2647,7 +2640,7 @@
           <w14:ligatures w14:val="standardContextual"/>
         </w:rPr>
       </w:pPr>
-      <w:hyperlink w:anchor="_Toc220574497" w:history="1">
+      <w:hyperlink w:anchor="_Toc226032013" w:history="1">
         <w:r>
           <w:rPr>
             <w:rStyle w:val="Hyperlink"/>
@@ -2674,7 +2667,7 @@
             <w:noProof/>
             <w:webHidden/>
           </w:rPr>
-          <w:instrText xml:space="preserve"> PAGEREF _Toc220574497 \h </w:instrText>
+          <w:instrText xml:space="preserve"> PAGEREF _Toc226032013 \h </w:instrText>
         </w:r>
         <w:r>
           <w:rPr>
@@ -2721,7 +2714,7 @@
           <w14:ligatures w14:val="standardContextual"/>
         </w:rPr>
       </w:pPr>
-      <w:hyperlink w:anchor="_Toc220574498" w:history="1">
+      <w:hyperlink w:anchor="_Toc226032014" w:history="1">
         <w:r>
           <w:rPr>
             <w:rStyle w:val="Hyperlink"/>
@@ -2748,7 +2741,7 @@
             <w:noProof/>
             <w:webHidden/>
           </w:rPr>
-          <w:instrText xml:space="preserve"> PAGEREF _Toc220574498 \h </w:instrText>
+          <w:instrText xml:space="preserve"> PAGEREF _Toc226032014 \h </w:instrText>
         </w:r>
         <w:r>
           <w:rPr>
@@ -2795,7 +2788,7 @@
           <w14:ligatures w14:val="standardContextual"/>
         </w:rPr>
       </w:pPr>
-      <w:hyperlink w:anchor="_Toc220574499" w:history="1">
+      <w:hyperlink w:anchor="_Toc226032015" w:history="1">
         <w:r>
           <w:rPr>
             <w:rStyle w:val="Hyperlink"/>
@@ -2822,7 +2815,7 @@
             <w:noProof/>
             <w:webHidden/>
           </w:rPr>
-          <w:instrText xml:space="preserve"> PAGEREF _Toc220574499 \h </w:instrText>
+          <w:instrText xml:space="preserve"> PAGEREF _Toc226032015 \h </w:instrText>
         </w:r>
         <w:r>
           <w:rPr>
@@ -2869,7 +2862,7 @@
           <w14:ligatures w14:val="standardContextual"/>
         </w:rPr>
       </w:pPr>
-      <w:hyperlink w:anchor="_Toc220574500" w:history="1">
+      <w:hyperlink w:anchor="_Toc226032016" w:history="1">
         <w:r>
           <w:rPr>
             <w:rStyle w:val="Hyperlink"/>
@@ -2896,7 +2889,7 @@
             <w:noProof/>
             <w:webHidden/>
           </w:rPr>
-          <w:instrText xml:space="preserve"> PAGEREF _Toc220574500 \h </w:instrText>
+          <w:instrText xml:space="preserve"> PAGEREF _Toc226032016 \h </w:instrText>
         </w:r>
         <w:r>
           <w:rPr>
@@ -2943,7 +2936,7 @@
           <w14:ligatures w14:val="standardContextual"/>
         </w:rPr>
       </w:pPr>
-      <w:hyperlink w:anchor="_Toc220574501" w:history="1">
+      <w:hyperlink w:anchor="_Toc226032017" w:history="1">
         <w:r>
           <w:rPr>
             <w:rStyle w:val="Hyperlink"/>
@@ -2985,7 +2978,7 @@
             <w:noProof/>
             <w:webHidden/>
           </w:rPr>
-          <w:instrText xml:space="preserve"> PAGEREF _Toc220574501 \h </w:instrText>
+          <w:instrText xml:space="preserve"> PAGEREF _Toc226032017 \h </w:instrText>
         </w:r>
         <w:r>
           <w:rPr>
@@ -3032,7 +3025,7 @@
           <w14:ligatures w14:val="standardContextual"/>
         </w:rPr>
       </w:pPr>
-      <w:hyperlink w:anchor="_Toc220574502" w:history="1">
+      <w:hyperlink w:anchor="_Toc226032018" w:history="1">
         <w:r>
           <w:rPr>
             <w:rStyle w:val="Hyperlink"/>
@@ -3059,7 +3052,7 @@
             <w:noProof/>
             <w:webHidden/>
           </w:rPr>
-          <w:instrText xml:space="preserve"> PAGEREF _Toc220574502 \h </w:instrText>
+          <w:instrText xml:space="preserve"> PAGEREF _Toc226032018 \h </w:instrText>
         </w:r>
         <w:r>
           <w:rPr>
@@ -3106,7 +3099,7 @@
           <w14:ligatures w14:val="standardContextual"/>
         </w:rPr>
       </w:pPr>
-      <w:hyperlink w:anchor="_Toc220574503" w:history="1">
+      <w:hyperlink w:anchor="_Toc226032019" w:history="1">
         <w:r>
           <w:rPr>
             <w:rStyle w:val="Hyperlink"/>
@@ -3148,7 +3141,7 @@
             <w:noProof/>
             <w:webHidden/>
           </w:rPr>
-          <w:instrText xml:space="preserve"> PAGEREF _Toc220574503 \h </w:instrText>
+          <w:instrText xml:space="preserve"> PAGEREF _Toc226032019 \h </w:instrText>
         </w:r>
         <w:r>
           <w:rPr>
@@ -3195,7 +3188,7 @@
           <w14:ligatures w14:val="standardContextual"/>
         </w:rPr>
       </w:pPr>
-      <w:hyperlink w:anchor="_Toc220574504" w:history="1">
+      <w:hyperlink w:anchor="_Toc226032020" w:history="1">
         <w:r>
           <w:rPr>
             <w:rStyle w:val="Hyperlink"/>
@@ -3222,7 +3215,7 @@
             <w:noProof/>
             <w:webHidden/>
           </w:rPr>
-          <w:instrText xml:space="preserve"> PAGEREF _Toc220574504 \h </w:instrText>
+          <w:instrText xml:space="preserve"> PAGEREF _Toc226032020 \h </w:instrText>
         </w:r>
         <w:r>
           <w:rPr>
@@ -3269,7 +3262,7 @@
           <w14:ligatures w14:val="standardContextual"/>
         </w:rPr>
       </w:pPr>
-      <w:hyperlink w:anchor="_Toc220574505" w:history="1">
+      <w:hyperlink w:anchor="_Toc226032021" w:history="1">
         <w:r>
           <w:rPr>
             <w:rStyle w:val="Hyperlink"/>
@@ -3296,7 +3289,7 @@
             <w:noProof/>
             <w:webHidden/>
           </w:rPr>
-          <w:instrText xml:space="preserve"> PAGEREF _Toc220574505 \h </w:instrText>
+          <w:instrText xml:space="preserve"> PAGEREF _Toc226032021 \h </w:instrText>
         </w:r>
         <w:r>
           <w:rPr>
@@ -3343,7 +3336,7 @@
           <w14:ligatures w14:val="standardContextual"/>
         </w:rPr>
       </w:pPr>
-      <w:hyperlink w:anchor="_Toc220574506" w:history="1">
+      <w:hyperlink w:anchor="_Toc226032022" w:history="1">
         <w:r>
           <w:rPr>
             <w:rStyle w:val="Hyperlink"/>
@@ -3370,7 +3363,7 @@
             <w:noProof/>
             <w:webHidden/>
           </w:rPr>
-          <w:instrText xml:space="preserve"> PAGEREF _Toc220574506 \h </w:instrText>
+          <w:instrText xml:space="preserve"> PAGEREF _Toc226032022 \h </w:instrText>
         </w:r>
         <w:r>
           <w:rPr>
@@ -3417,7 +3410,7 @@
           <w14:ligatures w14:val="standardContextual"/>
         </w:rPr>
       </w:pPr>
-      <w:hyperlink w:anchor="_Toc220574507" w:history="1">
+      <w:hyperlink w:anchor="_Toc226032023" w:history="1">
         <w:r>
           <w:rPr>
             <w:rStyle w:val="Hyperlink"/>
@@ -3444,7 +3437,7 @@
             <w:noProof/>
             <w:webHidden/>
           </w:rPr>
-          <w:instrText xml:space="preserve"> PAGEREF _Toc220574507 \h </w:instrText>
+          <w:instrText xml:space="preserve"> PAGEREF _Toc226032023 \h </w:instrText>
         </w:r>
         <w:r>
           <w:rPr>
@@ -3491,7 +3484,7 @@
           <w14:ligatures w14:val="standardContextual"/>
         </w:rPr>
       </w:pPr>
-      <w:hyperlink w:anchor="_Toc220574508" w:history="1">
+      <w:hyperlink w:anchor="_Toc226032024" w:history="1">
         <w:r>
           <w:rPr>
             <w:rStyle w:val="Hyperlink"/>
@@ -3533,7 +3526,7 @@
             <w:noProof/>
             <w:webHidden/>
           </w:rPr>
-          <w:instrText xml:space="preserve"> PAGEREF _Toc220574508 \h </w:instrText>
+          <w:instrText xml:space="preserve"> PAGEREF _Toc226032024 \h </w:instrText>
         </w:r>
         <w:r>
           <w:rPr>
@@ -3580,7 +3573,7 @@
           <w14:ligatures w14:val="standardContextual"/>
         </w:rPr>
       </w:pPr>
-      <w:hyperlink w:anchor="_Toc220574509" w:history="1">
+      <w:hyperlink w:anchor="_Toc226032025" w:history="1">
         <w:r>
           <w:rPr>
             <w:rStyle w:val="Hyperlink"/>
@@ -3607,7 +3600,7 @@
             <w:noProof/>
             <w:webHidden/>
           </w:rPr>
-          <w:instrText xml:space="preserve"> PAGEREF _Toc220574509 \h </w:instrText>
+          <w:instrText xml:space="preserve"> PAGEREF _Toc226032025 \h </w:instrText>
         </w:r>
         <w:r>
           <w:rPr>
@@ -3654,7 +3647,7 @@
           <w14:ligatures w14:val="standardContextual"/>
         </w:rPr>
       </w:pPr>
-      <w:hyperlink w:anchor="_Toc220574510" w:history="1">
+      <w:hyperlink w:anchor="_Toc226032026" w:history="1">
         <w:r>
           <w:rPr>
             <w:rStyle w:val="Hyperlink"/>
@@ -3696,7 +3689,7 @@
             <w:noProof/>
             <w:webHidden/>
           </w:rPr>
-          <w:instrText xml:space="preserve"> PAGEREF _Toc220574510 \h </w:instrText>
+          <w:instrText xml:space="preserve"> PAGEREF _Toc226032026 \h </w:instrText>
         </w:r>
         <w:r>
           <w:rPr>
@@ -3743,7 +3736,7 @@
           <w14:ligatures w14:val="standardContextual"/>
         </w:rPr>
       </w:pPr>
-      <w:hyperlink w:anchor="_Toc220574511" w:history="1">
+      <w:hyperlink w:anchor="_Toc226032027" w:history="1">
         <w:r>
           <w:rPr>
             <w:rStyle w:val="Hyperlink"/>
@@ -3770,7 +3763,7 @@
             <w:noProof/>
             <w:webHidden/>
           </w:rPr>
-          <w:instrText xml:space="preserve"> PAGEREF _Toc220574511 \h </w:instrText>
+          <w:instrText xml:space="preserve"> PAGEREF _Toc226032027 \h </w:instrText>
         </w:r>
         <w:r>
           <w:rPr>
@@ -3817,7 +3810,7 @@
           <w14:ligatures w14:val="standardContextual"/>
         </w:rPr>
       </w:pPr>
-      <w:hyperlink w:anchor="_Toc220574512" w:history="1">
+      <w:hyperlink w:anchor="_Toc226032028" w:history="1">
         <w:r>
           <w:rPr>
             <w:rStyle w:val="Hyperlink"/>
@@ -3844,7 +3837,7 @@
             <w:noProof/>
             <w:webHidden/>
           </w:rPr>
-          <w:instrText xml:space="preserve"> PAGEREF _Toc220574512 \h </w:instrText>
+          <w:instrText xml:space="preserve"> PAGEREF _Toc226032028 \h </w:instrText>
         </w:r>
         <w:r>
           <w:rPr>
@@ -3878,15 +3871,22 @@
     <w:p>
       <w:pPr>
         <w:rPr>
+          <w:color w:val="61459B"/>
+        </w:rPr>
+      </w:pPr>
+      <w:r>
+        <w:rPr>
+          <w:color w:val="61459B"/>
+        </w:rPr>
+        <w:fldChar w:fldCharType="end"/>
+      </w:r>
+    </w:p>
+    <w:p>
+      <w:pPr>
+        <w:rPr>
           <w:sz w:val="18"/>
         </w:rPr>
       </w:pPr>
-      <w:r>
-        <w:rPr>
-          <w:sz w:val="18"/>
-        </w:rPr>
-        <w:fldChar w:fldCharType="end"/>
-      </w:r>
       <w:r>
         <w:rPr>
           <w:noProof/>
@@ -3895,7 +3895,7 @@
         <mc:AlternateContent>
           <mc:Choice Requires="wps">
             <w:drawing>
-              <wp:anchor distT="0" distB="0" distL="0" distR="0" simplePos="0" relativeHeight="251659264" behindDoc="0" locked="0" layoutInCell="0" allowOverlap="1" wp14:anchorId="65BF533E" wp14:editId="77E96A4E">
+              <wp:anchor distT="0" distB="0" distL="0" distR="0" simplePos="0" relativeHeight="251659264" behindDoc="0" locked="0" layoutInCell="0" allowOverlap="1" wp14:anchorId="26D3AAE2" wp14:editId="214F6304">
                 <wp:simplePos x="0" y="0"/>
                 <wp:positionH relativeFrom="page">
                   <wp:posOffset>621030</wp:posOffset>
@@ -3948,7 +3948,7 @@
           </mc:Choice>
           <mc:Fallback>
             <w:pict>
-              <v:rect w14:anchorId="1D8DE35D" id="docshape352" o:spid="_x0000_s1026" style="position:absolute;margin-left:48.9pt;margin-top:12.55pt;width:510.4pt;height:3pt;z-index:251659264;visibility:visible;mso-wrap-style:square;mso-wrap-distance-left:0;mso-wrap-distance-top:0;mso-wrap-distance-right:0;mso-wrap-distance-bottom:0;mso-position-horizontal:absolute;mso-position-horizontal-relative:page;mso-position-vertical:absolute;mso-position-vertical-relative:text;v-text-anchor:top" o:gfxdata="UEsDBBQABgAIAAAAIQC2gziS/gAAAOEBAAATAAAAW0NvbnRlbnRfVHlwZXNdLnhtbJSRQU7DMBBF&#10;90jcwfIWJU67QAgl6YK0S0CoHGBkTxKLZGx5TGhvj5O2G0SRWNoz/78nu9wcxkFMGNg6quQqL6RA&#10;0s5Y6ir5vt9lD1JwBDIwOMJKHpHlpr69KfdHjyxSmriSfYz+USnWPY7AufNIadK6MEJMx9ApD/oD&#10;OlTrorhX2lFEilmcO2RdNtjC5xDF9pCuTyYBB5bi6bQ4syoJ3g9WQ0ymaiLzg5KdCXlKLjvcW893&#10;SUOqXwnz5DrgnHtJTxOsQfEKIT7DmDSUCaxw7Rqn8787ZsmRM9e2VmPeBN4uqYvTtW7jvijg9N/y&#10;JsXecLq0q+WD6m8AAAD//wMAUEsDBBQABgAIAAAAIQA4/SH/1gAAAJQBAAALAAAAX3JlbHMvLnJl&#10;bHOkkMFqwzAMhu+DvYPRfXGawxijTi+j0GvpHsDYimMaW0Yy2fr2M4PBMnrbUb/Q94l/f/hMi1qR&#10;JVI2sOt6UJgd+ZiDgffL8ekFlFSbvV0oo4EbChzGx4f9GRdb25HMsYhqlCwG5lrLq9biZkxWOiqY&#10;22YiTra2kYMu1l1tQD30/bPm3wwYN0x18gb45AdQl1tp5j/sFB2T0FQ7R0nTNEV3j6o9feQzro1i&#10;OWA14Fm+Q8a1a8+Bvu/d/dMb2JY5uiPbhG/ktn4cqGU/er3pcvwCAAD//wMAUEsDBBQABgAIAAAA&#10;IQAft0GvtAEAANADAAAOAAAAZHJzL2Uyb0RvYy54bWysU8GO0zAQvSPxD5bvNG1ZqhI1XQlWywUB&#10;YpcPcJ1xa8n2WLZp2r9nPM2mC5wWcXHG9rw3854nm9uTd+IIKVsMnVzM5lJA0NjbsO/kj8f7N2sp&#10;clGhVw4DdPIMWd5uX7/aDLGFJR7Q9ZAEkYTcDrGTh1Ji2zRZH8CrPMMIgS4NJq8KbdO+6ZMaiN27&#10;Zjmfr5oBUx8TasiZTu8ul3LL/MaALl+NyVCE6yT1VnhNvO7q2mw3qt0nFQ9Wj22of+jCKxuo6ER1&#10;p4oSP5P9i8pbnTCjKTONvkFjrAbWQGoW8z/UPBxUBNZC5uQ42ZT/H63+cnyI3xLZMMTcZgqripNJ&#10;vn6pP3Fis86TWXAqQtPh6ma9XKzIU013b9c1JJbmCo4pl0+AXtSgk4negi1Sx8+5XFKfUmqtjM72&#10;99Y53qT97qNL4qjo3VaLm3fvP4zsv6W5IIbaWIUErOALrwvUyVUQR+XsoOa58B2MsD3r4lp6LHYZ&#10;C5pbEvU0HKSHATXREP8LsSOkooGn8YX4CcT1MZQJ723AxJ48U1fDHfZnflA2gMaGH2Uc8TqXz/ds&#10;0/VH3P4CAAD//wMAUEsDBBQABgAIAAAAIQB0QEE04AAAAAkBAAAPAAAAZHJzL2Rvd25yZXYueG1s&#10;TI/BTsMwEETvSPyDtUjcqONSShuyqSqkSEicWhBwdJMlThuvQ+y04e9xT/Q4mtHMm2w12lYcqfeN&#10;YwQ1SUAQl65quEZ4fyvuFiB80Fzp1jEh/JKHVX59lem0cife0HEbahFL2KcawYTQpVL60pDVfuI6&#10;4uh9u97qEGVfy6rXp1huWzlNkrm0uuG4YHRHz4bKw3awCPuhMMPHy9L8+HXx+bo/zJLN1wzx9mZc&#10;P4EINIb/MJzxIzrkkWnnBq68aBGWj5E8IEwfFIizr9RiDmKHcK8UyDyTlw/yPwAAAP//AwBQSwEC&#10;LQAUAAYACAAAACEAtoM4kv4AAADhAQAAEwAAAAAAAAAAAAAAAAAAAAAAW0NvbnRlbnRfVHlwZXNd&#10;LnhtbFBLAQItABQABgAIAAAAIQA4/SH/1gAAAJQBAAALAAAAAAAAAAAAAAAAAC8BAABfcmVscy8u&#10;cmVsc1BLAQItABQABgAIAAAAIQAft0GvtAEAANADAAAOAAAAAAAAAAAAAAAAAC4CAABkcnMvZTJv&#10;RG9jLnhtbFBLAQItABQABgAIAAAAIQB0QEE04AAAAAkBAAAPAAAAAAAAAAAAAAAAAA4EAABkcnMv&#10;ZG93bnJldi54bWxQSwUGAAAAAAQABADzAAAAGwUAAAAA&#10;" o:allowincell="f" fillcolor="#61459b" stroked="f" strokeweight="0">
+              <v:rect w14:anchorId="30F52AEE" id="docshape352" o:spid="_x0000_s1026" style="position:absolute;margin-left:48.9pt;margin-top:12.55pt;width:510.4pt;height:3pt;z-index:251659264;visibility:visible;mso-wrap-style:square;mso-wrap-distance-left:0;mso-wrap-distance-top:0;mso-wrap-distance-right:0;mso-wrap-distance-bottom:0;mso-position-horizontal:absolute;mso-position-horizontal-relative:page;mso-position-vertical:absolute;mso-position-vertical-relative:text;v-text-anchor:top" o:gfxdata="UEsDBBQABgAIAAAAIQC2gziS/gAAAOEBAAATAAAAW0NvbnRlbnRfVHlwZXNdLnhtbJSRQU7DMBBF&#10;90jcwfIWJU67QAgl6YK0S0CoHGBkTxKLZGx5TGhvj5O2G0SRWNoz/78nu9wcxkFMGNg6quQqL6RA&#10;0s5Y6ir5vt9lD1JwBDIwOMJKHpHlpr69KfdHjyxSmriSfYz+USnWPY7AufNIadK6MEJMx9ApD/oD&#10;OlTrorhX2lFEilmcO2RdNtjC5xDF9pCuTyYBB5bi6bQ4syoJ3g9WQ0ymaiLzg5KdCXlKLjvcW893&#10;SUOqXwnz5DrgnHtJTxOsQfEKIT7DmDSUCaxw7Rqn8787ZsmRM9e2VmPeBN4uqYvTtW7jvijg9N/y&#10;JsXecLq0q+WD6m8AAAD//wMAUEsDBBQABgAIAAAAIQA4/SH/1gAAAJQBAAALAAAAX3JlbHMvLnJl&#10;bHOkkMFqwzAMhu+DvYPRfXGawxijTi+j0GvpHsDYimMaW0Yy2fr2M4PBMnrbUb/Q94l/f/hMi1qR&#10;JVI2sOt6UJgd+ZiDgffL8ekFlFSbvV0oo4EbChzGx4f9GRdb25HMsYhqlCwG5lrLq9biZkxWOiqY&#10;22YiTra2kYMu1l1tQD30/bPm3wwYN0x18gb45AdQl1tp5j/sFB2T0FQ7R0nTNEV3j6o9feQzro1i&#10;OWA14Fm+Q8a1a8+Bvu/d/dMb2JY5uiPbhG/ktn4cqGU/er3pcvwCAAD//wMAUEsDBBQABgAIAAAA&#10;IQAft0GvtAEAANADAAAOAAAAZHJzL2Uyb0RvYy54bWysU8GO0zAQvSPxD5bvNG1ZqhI1XQlWywUB&#10;YpcPcJ1xa8n2WLZp2r9nPM2mC5wWcXHG9rw3854nm9uTd+IIKVsMnVzM5lJA0NjbsO/kj8f7N2sp&#10;clGhVw4DdPIMWd5uX7/aDLGFJR7Q9ZAEkYTcDrGTh1Ji2zRZH8CrPMMIgS4NJq8KbdO+6ZMaiN27&#10;Zjmfr5oBUx8TasiZTu8ul3LL/MaALl+NyVCE6yT1VnhNvO7q2mw3qt0nFQ9Wj22of+jCKxuo6ER1&#10;p4oSP5P9i8pbnTCjKTONvkFjrAbWQGoW8z/UPBxUBNZC5uQ42ZT/H63+cnyI3xLZMMTcZgqripNJ&#10;vn6pP3Fis86TWXAqQtPh6ma9XKzIU013b9c1JJbmCo4pl0+AXtSgk4negi1Sx8+5XFKfUmqtjM72&#10;99Y53qT97qNL4qjo3VaLm3fvP4zsv6W5IIbaWIUErOALrwvUyVUQR+XsoOa58B2MsD3r4lp6LHYZ&#10;C5pbEvU0HKSHATXREP8LsSOkooGn8YX4CcT1MZQJ723AxJ48U1fDHfZnflA2gMaGH2Uc8TqXz/ds&#10;0/VH3P4CAAD//wMAUEsDBBQABgAIAAAAIQB0QEE04AAAAAkBAAAPAAAAZHJzL2Rvd25yZXYueG1s&#10;TI/BTsMwEETvSPyDtUjcqONSShuyqSqkSEicWhBwdJMlThuvQ+y04e9xT/Q4mtHMm2w12lYcqfeN&#10;YwQ1SUAQl65quEZ4fyvuFiB80Fzp1jEh/JKHVX59lem0cife0HEbahFL2KcawYTQpVL60pDVfuI6&#10;4uh9u97qEGVfy6rXp1huWzlNkrm0uuG4YHRHz4bKw3awCPuhMMPHy9L8+HXx+bo/zJLN1wzx9mZc&#10;P4EINIb/MJzxIzrkkWnnBq68aBGWj5E8IEwfFIizr9RiDmKHcK8UyDyTlw/yPwAAAP//AwBQSwEC&#10;LQAUAAYACAAAACEAtoM4kv4AAADhAQAAEwAAAAAAAAAAAAAAAAAAAAAAW0NvbnRlbnRfVHlwZXNd&#10;LnhtbFBLAQItABQABgAIAAAAIQA4/SH/1gAAAJQBAAALAAAAAAAAAAAAAAAAAC8BAABfcmVscy8u&#10;cmVsc1BLAQItABQABgAIAAAAIQAft0GvtAEAANADAAAOAAAAAAAAAAAAAAAAAC4CAABkcnMvZTJv&#10;RG9jLnhtbFBLAQItABQABgAIAAAAIQB0QEE04AAAAAkBAAAPAAAAAAAAAAAAAAAAAA4EAABkcnMv&#10;ZG93bnJldi54bWxQSwUGAAAAAAQABADzAAAAGwUAAAAA&#10;" o:allowincell="f" fillcolor="#61459b" stroked="f" strokeweight="0">
                 <w10:wrap type="topAndBottom" anchorx="page"/>
               </v:rect>
             </w:pict>
@@ -3962,7 +3962,7 @@
       </w:pPr>
       <w:bookmarkStart w:id="3" w:name="_TOC_250122"/>
       <w:bookmarkStart w:id="4" w:name="_Toc219820603"/>
-      <w:bookmarkStart w:id="5" w:name="_Toc220574464"/>
+      <w:bookmarkStart w:id="5" w:name="_Toc226031980"/>
       <w:r>
         <w:t>Atopic</w:t>
       </w:r>
@@ -3984,7 +3984,7 @@
         <w:pStyle w:val="Heading3"/>
         <w:spacing w:line="240" w:lineRule="auto"/>
       </w:pPr>
-      <w:bookmarkStart w:id="6" w:name="_Toc220574465"/>
+      <w:bookmarkStart w:id="6" w:name="_Toc226031981"/>
       <w:r>
         <w:t>Definition</w:t>
       </w:r>
@@ -4136,7 +4136,7 @@
         <w:pStyle w:val="Heading3"/>
         <w:spacing w:line="240" w:lineRule="auto"/>
       </w:pPr>
-      <w:bookmarkStart w:id="7" w:name="_Toc220574466"/>
+      <w:bookmarkStart w:id="7" w:name="_Toc226031982"/>
       <w:r>
         <w:t>Risk factors/causes</w:t>
       </w:r>
@@ -4178,7 +4178,7 @@
         <w:pStyle w:val="Heading3"/>
         <w:spacing w:line="240" w:lineRule="auto"/>
       </w:pPr>
-      <w:bookmarkStart w:id="8" w:name="_Toc220574467"/>
+      <w:bookmarkStart w:id="8" w:name="_Toc226031983"/>
       <w:r>
         <w:t>Promotion/prevention</w:t>
       </w:r>
@@ -4392,7 +4392,7 @@
         <w:pStyle w:val="Heading3"/>
         <w:spacing w:line="240" w:lineRule="auto"/>
       </w:pPr>
-      <w:bookmarkStart w:id="9" w:name="_Toc220574468"/>
+      <w:bookmarkStart w:id="9" w:name="_Toc226031984"/>
       <w:r>
         <w:t>Signs and symptoms</w:t>
       </w:r>
@@ -4738,7 +4738,7 @@
         <w:pStyle w:val="Heading3"/>
         <w:spacing w:line="240" w:lineRule="auto"/>
       </w:pPr>
-      <w:bookmarkStart w:id="10" w:name="_Toc220574469"/>
+      <w:bookmarkStart w:id="10" w:name="_Toc226031985"/>
       <w:r>
         <w:t>Investigations</w:t>
       </w:r>
@@ -4774,7 +4774,7 @@
         <w:pStyle w:val="Heading3"/>
         <w:spacing w:line="240" w:lineRule="auto"/>
       </w:pPr>
-      <w:bookmarkStart w:id="11" w:name="_Toc220574470"/>
+      <w:bookmarkStart w:id="11" w:name="_Toc226031986"/>
       <w:r>
         <w:t>Differential</w:t>
       </w:r>
@@ -4849,7 +4849,7 @@
         <w:pStyle w:val="Heading3"/>
         <w:spacing w:line="240" w:lineRule="auto"/>
       </w:pPr>
-      <w:bookmarkStart w:id="12" w:name="_Toc220574471"/>
+      <w:bookmarkStart w:id="12" w:name="_Toc226031987"/>
       <w:r>
         <w:t>Management</w:t>
       </w:r>
@@ -6594,7 +6594,7 @@
         <w:pStyle w:val="Heading3"/>
         <w:spacing w:line="240" w:lineRule="auto"/>
       </w:pPr>
-      <w:bookmarkStart w:id="13" w:name="_Toc220574472"/>
+      <w:bookmarkStart w:id="13" w:name="_Toc226031988"/>
       <w:r>
         <w:lastRenderedPageBreak/>
         <w:t>Follow</w:t>
@@ -6742,7 +6742,7 @@
         <w:spacing w:before="0"/>
       </w:pPr>
       <w:bookmarkStart w:id="15" w:name="_Toc219820604"/>
-      <w:bookmarkStart w:id="16" w:name="_Toc220574473"/>
+      <w:bookmarkStart w:id="16" w:name="_Toc226031989"/>
       <w:r>
         <w:lastRenderedPageBreak/>
         <w:t>Miliaria</w:t>
@@ -6755,7 +6755,7 @@
         <w:pStyle w:val="Heading3"/>
         <w:spacing w:line="240" w:lineRule="auto"/>
       </w:pPr>
-      <w:bookmarkStart w:id="17" w:name="_Toc220574474"/>
+      <w:bookmarkStart w:id="17" w:name="_Toc226031990"/>
       <w:r>
         <w:t>Definition</w:t>
       </w:r>
@@ -7407,7 +7407,7 @@
         <w:pStyle w:val="Heading3"/>
         <w:spacing w:line="240" w:lineRule="auto"/>
       </w:pPr>
-      <w:bookmarkStart w:id="18" w:name="_Toc220574475"/>
+      <w:bookmarkStart w:id="18" w:name="_Toc226031991"/>
       <w:r>
         <w:t>Risk factors/causes</w:t>
       </w:r>
@@ -7595,7 +7595,7 @@
         <mc:AlternateContent>
           <mc:Choice Requires="wps">
             <w:drawing>
-              <wp:anchor distT="0" distB="6350" distL="0" distR="11430" simplePos="0" relativeHeight="251660288" behindDoc="0" locked="0" layoutInCell="0" allowOverlap="1" wp14:anchorId="50A02B0B" wp14:editId="2BA036D0">
+              <wp:anchor distT="0" distB="6350" distL="0" distR="11430" simplePos="0" relativeHeight="251660288" behindDoc="0" locked="0" layoutInCell="0" allowOverlap="1" wp14:anchorId="7D964BCB" wp14:editId="09E6A58F">
                 <wp:simplePos x="0" y="0"/>
                 <wp:positionH relativeFrom="page">
                   <wp:posOffset>7115810</wp:posOffset>
@@ -7671,7 +7671,7 @@
           </mc:Choice>
           <mc:Fallback>
             <w:pict>
-              <v:rect w14:anchorId="56E928B8" id="docshape363" o:spid="_x0000_s1026" style="position:absolute;left:0;text-align:left;margin-left:560.3pt;margin-top:18.85pt;width:17.1pt;height:81.45pt;z-index:251660288;visibility:visible;mso-wrap-style:square;mso-wrap-distance-left:0;mso-wrap-distance-top:0;mso-wrap-distance-right:.9pt;mso-wrap-distance-bottom:.5pt;mso-position-horizontal:absolute;mso-position-horizontal-relative:page;mso-position-vertical:absolute;mso-position-vertical-relative:text;v-text-anchor:top" o:gfxdata="UEsDBBQABgAIAAAAIQC2gziS/gAAAOEBAAATAAAAW0NvbnRlbnRfVHlwZXNdLnhtbJSRQU7DMBBF&#10;90jcwfIWJU67QAgl6YK0S0CoHGBkTxKLZGx5TGhvj5O2G0SRWNoz/78nu9wcxkFMGNg6quQqL6RA&#10;0s5Y6ir5vt9lD1JwBDIwOMJKHpHlpr69KfdHjyxSmriSfYz+USnWPY7AufNIadK6MEJMx9ApD/oD&#10;OlTrorhX2lFEilmcO2RdNtjC5xDF9pCuTyYBB5bi6bQ4syoJ3g9WQ0ymaiLzg5KdCXlKLjvcW893&#10;SUOqXwnz5DrgnHtJTxOsQfEKIT7DmDSUCaxw7Rqn8787ZsmRM9e2VmPeBN4uqYvTtW7jvijg9N/y&#10;JsXecLq0q+WD6m8AAAD//wMAUEsDBBQABgAIAAAAIQA4/SH/1gAAAJQBAAALAAAAX3JlbHMvLnJl&#10;bHOkkMFqwzAMhu+DvYPRfXGawxijTi+j0GvpHsDYimMaW0Yy2fr2M4PBMnrbUb/Q94l/f/hMi1qR&#10;JVI2sOt6UJgd+ZiDgffL8ekFlFSbvV0oo4EbChzGx4f9GRdb25HMsYhqlCwG5lrLq9biZkxWOiqY&#10;22YiTra2kYMu1l1tQD30/bPm3wwYN0x18gb45AdQl1tp5j/sFB2T0FQ7R0nTNEV3j6o9feQzro1i&#10;OWA14Fm+Q8a1a8+Bvu/d/dMb2JY5uiPbhG/ktn4cqGU/er3pcvwCAAD//wMAUEsDBBQABgAIAAAA&#10;IQBwUtJ+1wEAABcEAAAOAAAAZHJzL2Uyb0RvYy54bWysU9uO1DAMfUfiH6K8M72A2FU1nRVitQgJ&#10;wYqFD0jTpI2Um5zMtPP3OJm2s8DTIl4cx7GP7WNnfzcbTU4CgnK2pdWupERY7nplh5b+/PHw5paS&#10;EJntmXZWtPQsAr07vH61n3wjajc63QsgCGJDM/mWjjH6pigCH4VhYee8sPgoHRgW8QpD0QObEN3o&#10;oi7L98XkoPfguAgBrfeXR3rI+FIKHr9JGUQkuqVYW8wSsuySLA571gzA/Kj4Ugb7hyoMUxaTblD3&#10;LDJyBPUXlFEcXHAy7rgzhZNScZF7wG6q8o9unkbmRe4FyQl+oyn8P1j+9fTkHwFpmHxoAqqpi1mC&#10;SSfWR+ZM1nkjS8yRcDTW1U15i5RyfKrKt+9qvCBMcY32EOIn4QxJSksBh5E5YqcvIV5cV5eUzLoH&#10;pXUeiLZkSgl/MyOytpjgWmjW4lmL5KftdyGJ6nO9yRA4DN1HDeQybtxHrHYdegbDgOQoMe0LY5eQ&#10;FC3ylr0wfgvK+Z2NW7xR1kEm8ll3SY1zNy9j6lx/foT07ZDWJOsbbE1/trgYaclXBValWxVm+eiQ&#10;j0jJ0YMaRgSoFpo/HKOTKg8m5bskWfjG7cujXX5KWu/n9+x1/c+HXwAAAP//AwBQSwMEFAAGAAgA&#10;AAAhADCjHurgAAAADAEAAA8AAABkcnMvZG93bnJldi54bWxMj8FOwzAQRO9I/IO1SNyokwIJCnEq&#10;qAQnUCEgVdzceEki4nVku23g69mc4Dia0cybcjXZQRzQh96RgnSRgEBqnOmpVfD+9nBxAyJETUYP&#10;jlDBNwZYVacnpS6MO9IrHurYCi6hUGgFXYxjIWVoOrQ6LNyIxN6n81ZHlr6Vxusjl9tBLpMkk1b3&#10;xAudHnHdYfNV760Cr+9/sm3e0FP28rze1NvxkeoPpc7PprtbEBGn+BeGGZ/RoWKmnduTCWJgnS6T&#10;jLMKLvMcxJxIr6/4zU7BvAyyKuX/E9UvAAAA//8DAFBLAQItABQABgAIAAAAIQC2gziS/gAAAOEB&#10;AAATAAAAAAAAAAAAAAAAAAAAAABbQ29udGVudF9UeXBlc10ueG1sUEsBAi0AFAAGAAgAAAAhADj9&#10;If/WAAAAlAEAAAsAAAAAAAAAAAAAAAAALwEAAF9yZWxzLy5yZWxzUEsBAi0AFAAGAAgAAAAhAHBS&#10;0n7XAQAAFwQAAA4AAAAAAAAAAAAAAAAALgIAAGRycy9lMm9Eb2MueG1sUEsBAi0AFAAGAAgAAAAh&#10;ADCjHurgAAAADAEAAA8AAAAAAAAAAAAAAAAAMQQAAGRycy9kb3ducmV2LnhtbFBLBQYAAAAABAAE&#10;APMAAAA+BQAAAAA=&#10;" o:allowincell="f" filled="f" stroked="f" strokeweight="0">
+              <v:rect w14:anchorId="7D964BCB" id="docshape363" o:spid="_x0000_s1026" style="position:absolute;left:0;text-align:left;margin-left:560.3pt;margin-top:18.85pt;width:17.1pt;height:81.45pt;z-index:251660288;visibility:visible;mso-wrap-style:square;mso-wrap-distance-left:0;mso-wrap-distance-top:0;mso-wrap-distance-right:.9pt;mso-wrap-distance-bottom:.5pt;mso-position-horizontal:absolute;mso-position-horizontal-relative:page;mso-position-vertical:absolute;mso-position-vertical-relative:text;v-text-anchor:top" o:gfxdata="UEsDBBQABgAIAAAAIQC2gziS/gAAAOEBAAATAAAAW0NvbnRlbnRfVHlwZXNdLnhtbJSRQU7DMBBF&#10;90jcwfIWJU67QAgl6YK0S0CoHGBkTxKLZGx5TGhvj5O2G0SRWNoz/78nu9wcxkFMGNg6quQqL6RA&#10;0s5Y6ir5vt9lD1JwBDIwOMJKHpHlpr69KfdHjyxSmriSfYz+USnWPY7AufNIadK6MEJMx9ApD/oD&#10;OlTrorhX2lFEilmcO2RdNtjC5xDF9pCuTyYBB5bi6bQ4syoJ3g9WQ0ymaiLzg5KdCXlKLjvcW893&#10;SUOqXwnz5DrgnHtJTxOsQfEKIT7DmDSUCaxw7Rqn8787ZsmRM9e2VmPeBN4uqYvTtW7jvijg9N/y&#10;JsXecLq0q+WD6m8AAAD//wMAUEsDBBQABgAIAAAAIQA4/SH/1gAAAJQBAAALAAAAX3JlbHMvLnJl&#10;bHOkkMFqwzAMhu+DvYPRfXGawxijTi+j0GvpHsDYimMaW0Yy2fr2M4PBMnrbUb/Q94l/f/hMi1qR&#10;JVI2sOt6UJgd+ZiDgffL8ekFlFSbvV0oo4EbChzGx4f9GRdb25HMsYhqlCwG5lrLq9biZkxWOiqY&#10;22YiTra2kYMu1l1tQD30/bPm3wwYN0x18gb45AdQl1tp5j/sFB2T0FQ7R0nTNEV3j6o9feQzro1i&#10;OWA14Fm+Q8a1a8+Bvu/d/dMb2JY5uiPbhG/ktn4cqGU/er3pcvwCAAD//wMAUEsDBBQABgAIAAAA&#10;IQBwUtJ+1wEAABcEAAAOAAAAZHJzL2Uyb0RvYy54bWysU9uO1DAMfUfiH6K8M72A2FU1nRVitQgJ&#10;wYqFD0jTpI2Um5zMtPP3OJm2s8DTIl4cx7GP7WNnfzcbTU4CgnK2pdWupERY7nplh5b+/PHw5paS&#10;EJntmXZWtPQsAr07vH61n3wjajc63QsgCGJDM/mWjjH6pigCH4VhYee8sPgoHRgW8QpD0QObEN3o&#10;oi7L98XkoPfguAgBrfeXR3rI+FIKHr9JGUQkuqVYW8wSsuySLA571gzA/Kj4Ugb7hyoMUxaTblD3&#10;LDJyBPUXlFEcXHAy7rgzhZNScZF7wG6q8o9unkbmRe4FyQl+oyn8P1j+9fTkHwFpmHxoAqqpi1mC&#10;SSfWR+ZM1nkjS8yRcDTW1U15i5RyfKrKt+9qvCBMcY32EOIn4QxJSksBh5E5YqcvIV5cV5eUzLoH&#10;pXUeiLZkSgl/MyOytpjgWmjW4lmL5KftdyGJ6nO9yRA4DN1HDeQybtxHrHYdegbDgOQoMe0LY5eQ&#10;FC3ylr0wfgvK+Z2NW7xR1kEm8ll3SY1zNy9j6lx/foT07ZDWJOsbbE1/trgYaclXBValWxVm+eiQ&#10;j0jJ0YMaRgSoFpo/HKOTKg8m5bskWfjG7cujXX5KWu/n9+x1/c+HXwAAAP//AwBQSwMEFAAGAAgA&#10;AAAhADCjHurgAAAADAEAAA8AAABkcnMvZG93bnJldi54bWxMj8FOwzAQRO9I/IO1SNyokwIJCnEq&#10;qAQnUCEgVdzceEki4nVku23g69mc4Dia0cybcjXZQRzQh96RgnSRgEBqnOmpVfD+9nBxAyJETUYP&#10;jlDBNwZYVacnpS6MO9IrHurYCi6hUGgFXYxjIWVoOrQ6LNyIxN6n81ZHlr6Vxusjl9tBLpMkk1b3&#10;xAudHnHdYfNV760Cr+9/sm3e0FP28rze1NvxkeoPpc7PprtbEBGn+BeGGZ/RoWKmnduTCWJgnS6T&#10;jLMKLvMcxJxIr6/4zU7BvAyyKuX/E9UvAAAA//8DAFBLAQItABQABgAIAAAAIQC2gziS/gAAAOEB&#10;AAATAAAAAAAAAAAAAAAAAAAAAABbQ29udGVudF9UeXBlc10ueG1sUEsBAi0AFAAGAAgAAAAhADj9&#10;If/WAAAAlAEAAAsAAAAAAAAAAAAAAAAALwEAAF9yZWxzLy5yZWxzUEsBAi0AFAAGAAgAAAAhAHBS&#10;0n7XAQAAFwQAAA4AAAAAAAAAAAAAAAAALgIAAGRycy9lMm9Eb2MueG1sUEsBAi0AFAAGAAgAAAAh&#10;ADCjHurgAAAADAEAAA8AAAAAAAAAAAAAAAAAMQQAAGRycy9kb3ducmV2LnhtbFBLBQYAAAAABAAE&#10;APMAAAA+BQAAAAA=&#10;" o:allowincell="f" filled="f" stroked="f" strokeweight="0">
                 <v:textbox style="layout-flow:vertical;mso-layout-flow-alt:bottom-to-top" inset="0,0,0,0">
                   <w:txbxContent>
                     <w:p>
@@ -7835,7 +7835,7 @@
         <w:pStyle w:val="Heading3"/>
         <w:spacing w:line="240" w:lineRule="auto"/>
       </w:pPr>
-      <w:bookmarkStart w:id="19" w:name="_Toc220574476"/>
+      <w:bookmarkStart w:id="19" w:name="_Toc226031992"/>
       <w:r>
         <w:t>Promotion/Prevention</w:t>
       </w:r>
@@ -7938,7 +7938,7 @@
         <w:pStyle w:val="Heading3"/>
         <w:spacing w:line="240" w:lineRule="auto"/>
       </w:pPr>
-      <w:bookmarkStart w:id="20" w:name="_Toc220574477"/>
+      <w:bookmarkStart w:id="20" w:name="_Toc226031993"/>
       <w:r>
         <w:t>Signs and Symptoms</w:t>
       </w:r>
@@ -8128,7 +8128,7 @@
         <w:pStyle w:val="Heading3"/>
         <w:spacing w:line="240" w:lineRule="auto"/>
       </w:pPr>
-      <w:bookmarkStart w:id="21" w:name="_Toc220574478"/>
+      <w:bookmarkStart w:id="21" w:name="_Toc226031994"/>
       <w:r>
         <w:t>Investigations</w:t>
       </w:r>
@@ -8186,7 +8186,7 @@
         <w:pStyle w:val="Heading3"/>
         <w:spacing w:line="240" w:lineRule="auto"/>
       </w:pPr>
-      <w:bookmarkStart w:id="22" w:name="_Toc220574479"/>
+      <w:bookmarkStart w:id="22" w:name="_Toc226031995"/>
       <w:r>
         <w:t>Differential</w:t>
       </w:r>
@@ -8288,7 +8288,7 @@
         <w:pStyle w:val="Heading3"/>
         <w:spacing w:line="240" w:lineRule="auto"/>
       </w:pPr>
-      <w:bookmarkStart w:id="23" w:name="_Toc220574480"/>
+      <w:bookmarkStart w:id="23" w:name="_Toc226031996"/>
       <w:r>
         <w:t>Management</w:t>
       </w:r>
@@ -8322,7 +8322,7 @@
               <w:pStyle w:val="Heading3"/>
               <w:spacing w:line="240" w:lineRule="auto"/>
             </w:pPr>
-            <w:bookmarkStart w:id="24" w:name="_Toc220574481"/>
+            <w:bookmarkStart w:id="24" w:name="_Toc226031997"/>
             <w:r>
               <w:t>Primary level</w:t>
             </w:r>
@@ -8337,7 +8337,7 @@
                 <w:bCs w:val="0"/>
               </w:rPr>
             </w:pPr>
-            <w:bookmarkStart w:id="25" w:name="_Toc220574482"/>
+            <w:bookmarkStart w:id="25" w:name="_Toc226031998"/>
             <w:r>
               <w:rPr>
                 <w:b w:val="0"/>
@@ -8360,7 +8360,7 @@
               <w:pStyle w:val="Heading3"/>
               <w:spacing w:line="240" w:lineRule="auto"/>
             </w:pPr>
-            <w:bookmarkStart w:id="26" w:name="_Toc220574483"/>
+            <w:bookmarkStart w:id="26" w:name="_Toc226031999"/>
             <w:r>
               <w:t>Secondary level</w:t>
             </w:r>
@@ -8375,7 +8375,7 @@
                 <w:bCs w:val="0"/>
               </w:rPr>
             </w:pPr>
-            <w:bookmarkStart w:id="27" w:name="_Toc220574484"/>
+            <w:bookmarkStart w:id="27" w:name="_Toc226032000"/>
             <w:r>
               <w:rPr>
                 <w:b w:val="0"/>
@@ -8398,7 +8398,7 @@
               <w:pStyle w:val="Heading3"/>
               <w:spacing w:line="240" w:lineRule="auto"/>
             </w:pPr>
-            <w:bookmarkStart w:id="28" w:name="_Toc220574485"/>
+            <w:bookmarkStart w:id="28" w:name="_Toc226032001"/>
             <w:r>
               <w:t>Tertiary level</w:t>
             </w:r>
@@ -8472,7 +8472,7 @@
                 <w:szCs w:val="26"/>
               </w:rPr>
             </w:pPr>
-            <w:bookmarkStart w:id="29" w:name="_Toc220574486"/>
+            <w:bookmarkStart w:id="29" w:name="_Toc226032002"/>
             <w:r>
               <w:rPr>
                 <w:b w:val="0"/>
@@ -8781,7 +8781,7 @@
         <w:spacing w:before="0"/>
       </w:pPr>
       <w:bookmarkStart w:id="31" w:name="_Toc219820605"/>
-      <w:bookmarkStart w:id="32" w:name="_Toc220574487"/>
+      <w:bookmarkStart w:id="32" w:name="_Toc226032003"/>
       <w:r>
         <w:lastRenderedPageBreak/>
         <w:t>Urticaria</w:t>
@@ -8794,7 +8794,7 @@
         <w:pStyle w:val="Heading3"/>
         <w:spacing w:line="240" w:lineRule="auto"/>
       </w:pPr>
-      <w:bookmarkStart w:id="33" w:name="_Toc220574488"/>
+      <w:bookmarkStart w:id="33" w:name="_Toc226032004"/>
       <w:r>
         <w:t>Definition</w:t>
       </w:r>
@@ -9121,7 +9121,7 @@
         <w:pStyle w:val="Heading3"/>
         <w:spacing w:line="240" w:lineRule="auto"/>
       </w:pPr>
-      <w:bookmarkStart w:id="34" w:name="_Toc220574489"/>
+      <w:bookmarkStart w:id="34" w:name="_Toc226032005"/>
       <w:r>
         <w:t>Risk factors/causes</w:t>
       </w:r>
@@ -9282,12 +9282,12 @@
         <w:t>Bee or wasp sting</w:t>
       </w:r>
     </w:p>
-    <w:bookmarkStart w:id="35" w:name="_Toc220574490"/>
     <w:p>
       <w:pPr>
         <w:pStyle w:val="Heading3"/>
         <w:spacing w:line="240" w:lineRule="auto"/>
       </w:pPr>
+      <w:bookmarkStart w:id="35" w:name="_Toc226032006"/>
       <w:r>
         <w:rPr>
           <w:noProof/>
@@ -9295,7 +9295,7 @@
         <mc:AlternateContent>
           <mc:Choice Requires="wps">
             <w:drawing>
-              <wp:anchor distT="0" distB="6350" distL="0" distR="11430" simplePos="0" relativeHeight="251661312" behindDoc="0" locked="0" layoutInCell="0" allowOverlap="1" wp14:anchorId="3C63A008" wp14:editId="54FF1DE9">
+              <wp:anchor distT="0" distB="6350" distL="0" distR="11430" simplePos="0" relativeHeight="251661312" behindDoc="0" locked="0" layoutInCell="0" allowOverlap="1" wp14:anchorId="706A0755" wp14:editId="2EA84469">
                 <wp:simplePos x="0" y="0"/>
                 <wp:positionH relativeFrom="page">
                   <wp:posOffset>7115810</wp:posOffset>
@@ -9371,7 +9371,7 @@
           </mc:Choice>
           <mc:Fallback>
             <w:pict>
-              <v:rect w14:anchorId="3187C2F6" id="docshape370" o:spid="_x0000_s1027" style="position:absolute;margin-left:560.3pt;margin-top:18.3pt;width:17.1pt;height:81.45pt;z-index:251661312;visibility:visible;mso-wrap-style:square;mso-wrap-distance-left:0;mso-wrap-distance-top:0;mso-wrap-distance-right:.9pt;mso-wrap-distance-bottom:.5pt;mso-position-horizontal:absolute;mso-position-horizontal-relative:page;mso-position-vertical:absolute;mso-position-vertical-relative:text;v-text-anchor:top" o:gfxdata="UEsDBBQABgAIAAAAIQC2gziS/gAAAOEBAAATAAAAW0NvbnRlbnRfVHlwZXNdLnhtbJSRQU7DMBBF&#10;90jcwfIWJU67QAgl6YK0S0CoHGBkTxKLZGx5TGhvj5O2G0SRWNoz/78nu9wcxkFMGNg6quQqL6RA&#10;0s5Y6ir5vt9lD1JwBDIwOMJKHpHlpr69KfdHjyxSmriSfYz+USnWPY7AufNIadK6MEJMx9ApD/oD&#10;OlTrorhX2lFEilmcO2RdNtjC5xDF9pCuTyYBB5bi6bQ4syoJ3g9WQ0ymaiLzg5KdCXlKLjvcW893&#10;SUOqXwnz5DrgnHtJTxOsQfEKIT7DmDSUCaxw7Rqn8787ZsmRM9e2VmPeBN4uqYvTtW7jvijg9N/y&#10;JsXecLq0q+WD6m8AAAD//wMAUEsDBBQABgAIAAAAIQA4/SH/1gAAAJQBAAALAAAAX3JlbHMvLnJl&#10;bHOkkMFqwzAMhu+DvYPRfXGawxijTi+j0GvpHsDYimMaW0Yy2fr2M4PBMnrbUb/Q94l/f/hMi1qR&#10;JVI2sOt6UJgd+ZiDgffL8ekFlFSbvV0oo4EbChzGx4f9GRdb25HMsYhqlCwG5lrLq9biZkxWOiqY&#10;22YiTra2kYMu1l1tQD30/bPm3wwYN0x18gb45AdQl1tp5j/sFB2T0FQ7R0nTNEV3j6o9feQzro1i&#10;OWA14Fm+Q8a1a8+Bvu/d/dMb2JY5uiPbhG/ktn4cqGU/er3pcvwCAAD//wMAUEsDBBQABgAIAAAA&#10;IQAvaCu12gEAAB4EAAAOAAAAZHJzL2Uyb0RvYy54bWysU9uO1DAMfUfiH6K8M72A2FU1nRVitQgJ&#10;wYqFD0jTpI2Um5zMtPP3OJm2s8DTIl4cx7GP7WNnfzcbTU4CgnK2pdWupERY7nplh5b+/PHw5paS&#10;EJntmXZWtPQsAr07vH61n3wjajc63QsgCGJDM/mWjjH6pigCH4VhYee8sPgoHRgW8QpD0QObEN3o&#10;oi7L98XkoPfguAgBrfeXR3rI+FIKHr9JGUQkuqVYW8wSsuySLA571gzA/Kj4Ugb7hyoMUxaTblD3&#10;LDJyBPUXlFEcXHAy7rgzhZNScZF7wG6q8o9unkbmRe4FyQl+oyn8P1j+9fTkHwFpmHxoAqqpi1mC&#10;SSfWR+ZM1nkjS8yRcDTW1U15i5RyfKrKt+9qvCBMcY32EOIn4QxJSksBh5E5YqcvIV5cV5eUzLoH&#10;pXUeiLZkSgl/MyOytpjgWmjW4lmL5KftdyGJ6nO9yRA4DN1HDeQybtxHrHYdegbDgOQoMe0LY5eQ&#10;FC3ylr0wfgvK+Z2NW7xR1kEm8ll3SY1zN2N7SHZ6TZbO9edHSL8P2U2yvsEO9WeL+5F2fVVgVbpV&#10;YZaPDmmJlBw9qGFEgGph+8MxOqnyfK5JFtpxCfOElw+Ttvz5PXtdv/XhFwAAAP//AwBQSwMEFAAG&#10;AAgAAAAhAI4ZpfHhAAAADAEAAA8AAABkcnMvZG93bnJldi54bWxMj0FPwzAMhe9I/IfISNxY2sHK&#10;VppOMAlOTECHNHHzmtBWNE6VZFvh1+Od4GQ/+en5e8VytL04GB86RwrSSQLCUO10R42C983j1RxE&#10;iEgae0dGwbcJsCzPzwrMtTvSmzlUsREcQiFHBW2MQy5lqFtjMUzcYIhvn85bjCx9I7XHI4fbXk6T&#10;JJMWO+IPLQ5m1Zr6q9pbBR4ffrLtbU3P2et69VJthyeqPpS6vBjv70BEM8Y/M5zwGR1KZtq5Pekg&#10;etbpNMnYq+A643lypLMbbrPjbbGYgSwL+b9E+QsAAP//AwBQSwECLQAUAAYACAAAACEAtoM4kv4A&#10;AADhAQAAEwAAAAAAAAAAAAAAAAAAAAAAW0NvbnRlbnRfVHlwZXNdLnhtbFBLAQItABQABgAIAAAA&#10;IQA4/SH/1gAAAJQBAAALAAAAAAAAAAAAAAAAAC8BAABfcmVscy8ucmVsc1BLAQItABQABgAIAAAA&#10;IQAvaCu12gEAAB4EAAAOAAAAAAAAAAAAAAAAAC4CAABkcnMvZTJvRG9jLnhtbFBLAQItABQABgAI&#10;AAAAIQCOGaXx4QAAAAwBAAAPAAAAAAAAAAAAAAAAADQEAABkcnMvZG93bnJldi54bWxQSwUGAAAA&#10;AAQABADzAAAAQgUAAAAA&#10;" o:allowincell="f" filled="f" stroked="f" strokeweight="0">
+              <v:rect w14:anchorId="706A0755" id="docshape370" o:spid="_x0000_s1027" style="position:absolute;margin-left:560.3pt;margin-top:18.3pt;width:17.1pt;height:81.45pt;z-index:251661312;visibility:visible;mso-wrap-style:square;mso-wrap-distance-left:0;mso-wrap-distance-top:0;mso-wrap-distance-right:.9pt;mso-wrap-distance-bottom:.5pt;mso-position-horizontal:absolute;mso-position-horizontal-relative:page;mso-position-vertical:absolute;mso-position-vertical-relative:text;v-text-anchor:top" o:gfxdata="UEsDBBQABgAIAAAAIQC2gziS/gAAAOEBAAATAAAAW0NvbnRlbnRfVHlwZXNdLnhtbJSRQU7DMBBF&#10;90jcwfIWJU67QAgl6YK0S0CoHGBkTxKLZGx5TGhvj5O2G0SRWNoz/78nu9wcxkFMGNg6quQqL6RA&#10;0s5Y6ir5vt9lD1JwBDIwOMJKHpHlpr69KfdHjyxSmriSfYz+USnWPY7AufNIadK6MEJMx9ApD/oD&#10;OlTrorhX2lFEilmcO2RdNtjC5xDF9pCuTyYBB5bi6bQ4syoJ3g9WQ0ymaiLzg5KdCXlKLjvcW893&#10;SUOqXwnz5DrgnHtJTxOsQfEKIT7DmDSUCaxw7Rqn8787ZsmRM9e2VmPeBN4uqYvTtW7jvijg9N/y&#10;JsXecLq0q+WD6m8AAAD//wMAUEsDBBQABgAIAAAAIQA4/SH/1gAAAJQBAAALAAAAX3JlbHMvLnJl&#10;bHOkkMFqwzAMhu+DvYPRfXGawxijTi+j0GvpHsDYimMaW0Yy2fr2M4PBMnrbUb/Q94l/f/hMi1qR&#10;JVI2sOt6UJgd+ZiDgffL8ekFlFSbvV0oo4EbChzGx4f9GRdb25HMsYhqlCwG5lrLq9biZkxWOiqY&#10;22YiTra2kYMu1l1tQD30/bPm3wwYN0x18gb45AdQl1tp5j/sFB2T0FQ7R0nTNEV3j6o9feQzro1i&#10;OWA14Fm+Q8a1a8+Bvu/d/dMb2JY5uiPbhG/ktn4cqGU/er3pcvwCAAD//wMAUEsDBBQABgAIAAAA&#10;IQAvaCu12gEAAB4EAAAOAAAAZHJzL2Uyb0RvYy54bWysU9uO1DAMfUfiH6K8M72A2FU1nRVitQgJ&#10;wYqFD0jTpI2Um5zMtPP3OJm2s8DTIl4cx7GP7WNnfzcbTU4CgnK2pdWupERY7nplh5b+/PHw5paS&#10;EJntmXZWtPQsAr07vH61n3wjajc63QsgCGJDM/mWjjH6pigCH4VhYee8sPgoHRgW8QpD0QObEN3o&#10;oi7L98XkoPfguAgBrfeXR3rI+FIKHr9JGUQkuqVYW8wSsuySLA571gzA/Kj4Ugb7hyoMUxaTblD3&#10;LDJyBPUXlFEcXHAy7rgzhZNScZF7wG6q8o9unkbmRe4FyQl+oyn8P1j+9fTkHwFpmHxoAqqpi1mC&#10;SSfWR+ZM1nkjS8yRcDTW1U15i5RyfKrKt+9qvCBMcY32EOIn4QxJSksBh5E5YqcvIV5cV5eUzLoH&#10;pXUeiLZkSgl/MyOytpjgWmjW4lmL5KftdyGJ6nO9yRA4DN1HDeQybtxHrHYdegbDgOQoMe0LY5eQ&#10;FC3ylr0wfgvK+Z2NW7xR1kEm8ll3SY1zN2N7SHZ6TZbO9edHSL8P2U2yvsEO9WeL+5F2fVVgVbpV&#10;YZaPDmmJlBw9qGFEgGph+8MxOqnyfK5JFtpxCfOElw+Ttvz5PXtdv/XhFwAAAP//AwBQSwMEFAAG&#10;AAgAAAAhAI4ZpfHhAAAADAEAAA8AAABkcnMvZG93bnJldi54bWxMj0FPwzAMhe9I/IfISNxY2sHK&#10;VppOMAlOTECHNHHzmtBWNE6VZFvh1+Od4GQ/+en5e8VytL04GB86RwrSSQLCUO10R42C983j1RxE&#10;iEgae0dGwbcJsCzPzwrMtTvSmzlUsREcQiFHBW2MQy5lqFtjMUzcYIhvn85bjCx9I7XHI4fbXk6T&#10;JJMWO+IPLQ5m1Zr6q9pbBR4ffrLtbU3P2et69VJthyeqPpS6vBjv70BEM8Y/M5zwGR1KZtq5Pekg&#10;etbpNMnYq+A643lypLMbbrPjbbGYgSwL+b9E+QsAAP//AwBQSwECLQAUAAYACAAAACEAtoM4kv4A&#10;AADhAQAAEwAAAAAAAAAAAAAAAAAAAAAAW0NvbnRlbnRfVHlwZXNdLnhtbFBLAQItABQABgAIAAAA&#10;IQA4/SH/1gAAAJQBAAALAAAAAAAAAAAAAAAAAC8BAABfcmVscy8ucmVsc1BLAQItABQABgAIAAAA&#10;IQAvaCu12gEAAB4EAAAOAAAAAAAAAAAAAAAAAC4CAABkcnMvZTJvRG9jLnhtbFBLAQItABQABgAI&#10;AAAAIQCOGaXx4QAAAAwBAAAPAAAAAAAAAAAAAAAAADQEAABkcnMvZG93bnJldi54bWxQSwUGAAAA&#10;AAQABADzAAAAQgUAAAAA&#10;" o:allowincell="f" filled="f" stroked="f" strokeweight="0">
                 <v:textbox style="layout-flow:vertical;mso-layout-flow-alt:bottom-to-top" inset="0,0,0,0">
                   <w:txbxContent>
                     <w:p>
@@ -9452,7 +9452,7 @@
         <w:pStyle w:val="Heading3"/>
         <w:spacing w:line="240" w:lineRule="auto"/>
       </w:pPr>
-      <w:bookmarkStart w:id="36" w:name="_Toc220574491"/>
+      <w:bookmarkStart w:id="36" w:name="_Toc226032007"/>
       <w:r>
         <w:t>Signs and symptoms</w:t>
       </w:r>
@@ -9973,7 +9973,7 @@
         <w:pStyle w:val="Heading3"/>
         <w:spacing w:line="240" w:lineRule="auto"/>
       </w:pPr>
-      <w:bookmarkStart w:id="37" w:name="_Toc220574492"/>
+      <w:bookmarkStart w:id="37" w:name="_Toc226032008"/>
       <w:r>
         <w:t>Investigations</w:t>
       </w:r>
@@ -10008,7 +10008,7 @@
         <w:pStyle w:val="Heading3"/>
         <w:spacing w:line="240" w:lineRule="auto"/>
       </w:pPr>
-      <w:bookmarkStart w:id="38" w:name="_Toc220574493"/>
+      <w:bookmarkStart w:id="38" w:name="_Toc226032009"/>
       <w:r>
         <w:t>Differential</w:t>
       </w:r>
@@ -10341,7 +10341,7 @@
         <w:pStyle w:val="Heading3"/>
         <w:spacing w:line="240" w:lineRule="auto"/>
       </w:pPr>
-      <w:bookmarkStart w:id="39" w:name="_Toc220574494"/>
+      <w:bookmarkStart w:id="39" w:name="_Toc226032010"/>
       <w:r>
         <w:lastRenderedPageBreak/>
         <w:t>Management</w:t>
@@ -12704,7 +12704,7 @@
         <mc:AlternateContent>
           <mc:Choice Requires="wps">
             <w:drawing>
-              <wp:anchor distT="0" distB="6350" distL="0" distR="11430" simplePos="0" relativeHeight="251662336" behindDoc="0" locked="0" layoutInCell="0" allowOverlap="1" wp14:anchorId="5A2B46AA" wp14:editId="4942CB7D">
+              <wp:anchor distT="0" distB="6350" distL="0" distR="11430" simplePos="0" relativeHeight="251662336" behindDoc="0" locked="0" layoutInCell="0" allowOverlap="1" wp14:anchorId="085545CB" wp14:editId="4A632176">
                 <wp:simplePos x="0" y="0"/>
                 <wp:positionH relativeFrom="page">
                   <wp:posOffset>7115810</wp:posOffset>
@@ -12780,7 +12780,7 @@
           </mc:Choice>
           <mc:Fallback>
             <w:pict>
-              <v:rect w14:anchorId="37E07E48" id="docshape377" o:spid="_x0000_s1028" style="position:absolute;left:0;text-align:left;margin-left:560.3pt;margin-top:42.4pt;width:17.1pt;height:81.45pt;z-index:251662336;visibility:visible;mso-wrap-style:square;mso-wrap-distance-left:0;mso-wrap-distance-top:0;mso-wrap-distance-right:.9pt;mso-wrap-distance-bottom:.5pt;mso-position-horizontal:absolute;mso-position-horizontal-relative:page;mso-position-vertical:absolute;mso-position-vertical-relative:text;v-text-anchor:top" o:gfxdata="UEsDBBQABgAIAAAAIQC2gziS/gAAAOEBAAATAAAAW0NvbnRlbnRfVHlwZXNdLnhtbJSRQU7DMBBF&#10;90jcwfIWJU67QAgl6YK0S0CoHGBkTxKLZGx5TGhvj5O2G0SRWNoz/78nu9wcxkFMGNg6quQqL6RA&#10;0s5Y6ir5vt9lD1JwBDIwOMJKHpHlpr69KfdHjyxSmriSfYz+USnWPY7AufNIadK6MEJMx9ApD/oD&#10;OlTrorhX2lFEilmcO2RdNtjC5xDF9pCuTyYBB5bi6bQ4syoJ3g9WQ0ymaiLzg5KdCXlKLjvcW893&#10;SUOqXwnz5DrgnHtJTxOsQfEKIT7DmDSUCaxw7Rqn8787ZsmRM9e2VmPeBN4uqYvTtW7jvijg9N/y&#10;JsXecLq0q+WD6m8AAAD//wMAUEsDBBQABgAIAAAAIQA4/SH/1gAAAJQBAAALAAAAX3JlbHMvLnJl&#10;bHOkkMFqwzAMhu+DvYPRfXGawxijTi+j0GvpHsDYimMaW0Yy2fr2M4PBMnrbUb/Q94l/f/hMi1qR&#10;JVI2sOt6UJgd+ZiDgffL8ekFlFSbvV0oo4EbChzGx4f9GRdb25HMsYhqlCwG5lrLq9biZkxWOiqY&#10;22YiTra2kYMu1l1tQD30/bPm3wwYN0x18gb45AdQl1tp5j/sFB2T0FQ7R0nTNEV3j6o9feQzro1i&#10;OWA14Fm+Q8a1a8+Bvu/d/dMb2JY5uiPbhG/ktn4cqGU/er3pcvwCAAD//wMAUEsDBBQABgAIAAAA&#10;IQB3X8082gEAAB4EAAAOAAAAZHJzL2Uyb0RvYy54bWysU9uO1DAMfUfiH6K8M72A2FU1nRVitQgJ&#10;wYqFD0jTpI2Um5zMtPP3OJm2s8DTIl4cx7GP7WNnfzcbTU4CgnK2pdWupERY7nplh5b+/PHw5paS&#10;EJntmXZWtPQsAr07vH61n3wjajc63QsgCGJDM/mWjjH6pigCH4VhYee8sPgoHRgW8QpD0QObEN3o&#10;oi7L98XkoPfguAgBrfeXR3rI+FIKHr9JGUQkuqVYW8wSsuySLA571gzA/Kj4Ugb7hyoMUxaTblD3&#10;LDJyBPUXlFEcXHAy7rgzhZNScZF7wG6q8o9unkbmRe4FyQl+oyn8P1j+9fTkHwFpmHxoAqqpi1mC&#10;SSfWR+ZM1nkjS8yRcDTW1U15i5RyfKrKt+9qvCBMcY32EOIn4QxJSksBh5E5YqcvIV5cV5eUzLoH&#10;pXUeiLZkSgl/MyOytpjgWmjW4lmL5KftdyGJ6nO9yRA4DN1HDeQybtxHrHYdegbDgOQoMe0LY5eQ&#10;FC3ylr0wfgvK+Z2NW7xR1kEm8ll3SY1zN2N7SHx6TZbO9edHSL8P2U2yvsEO9WeL+5F2fVVgVbpV&#10;YZaPDmmJlBw9qGFEgGph+8MxOqnyfK5JFtpxCfOElw+Ttvz5PXtdv/XhFwAAAP//AwBQSwMEFAAG&#10;AAgAAAAhAHarLOzgAAAADAEAAA8AAABkcnMvZG93bnJldi54bWxMj01Pg0AQhu8m/ofNmHizC6RC&#10;Q1kabaInjYomjbctOwUiO0vYbYv+eoeT3ubNPHk/is1ke3HC0XeOFMSLCARS7UxHjYKP94ebFQgf&#10;NBndO0IF3+hhU15eFDo37kxveKpCI9iEfK4VtCEMuZS+btFqv3ADEv8ObrQ6sBwbaUZ9ZnPbyySK&#10;Uml1R5zQ6gG3LdZf1dEqGPX9T7rLanpKX5+3L9VueKTqU6nrq+luDSLgFP5gmOtzdSi5094dyXjR&#10;s46TKGVWwWrJG2Yivp2vvYJkmWUgy0L+H1H+AgAA//8DAFBLAQItABQABgAIAAAAIQC2gziS/gAA&#10;AOEBAAATAAAAAAAAAAAAAAAAAAAAAABbQ29udGVudF9UeXBlc10ueG1sUEsBAi0AFAAGAAgAAAAh&#10;ADj9If/WAAAAlAEAAAsAAAAAAAAAAAAAAAAALwEAAF9yZWxzLy5yZWxzUEsBAi0AFAAGAAgAAAAh&#10;AHdfzTzaAQAAHgQAAA4AAAAAAAAAAAAAAAAALgIAAGRycy9lMm9Eb2MueG1sUEsBAi0AFAAGAAgA&#10;AAAhAHarLOzgAAAADAEAAA8AAAAAAAAAAAAAAAAANAQAAGRycy9kb3ducmV2LnhtbFBLBQYAAAAA&#10;BAAEAPMAAABBBQAAAAA=&#10;" o:allowincell="f" filled="f" stroked="f" strokeweight="0">
+              <v:rect w14:anchorId="085545CB" id="docshape377" o:spid="_x0000_s1028" style="position:absolute;left:0;text-align:left;margin-left:560.3pt;margin-top:42.4pt;width:17.1pt;height:81.45pt;z-index:251662336;visibility:visible;mso-wrap-style:square;mso-wrap-distance-left:0;mso-wrap-distance-top:0;mso-wrap-distance-right:.9pt;mso-wrap-distance-bottom:.5pt;mso-position-horizontal:absolute;mso-position-horizontal-relative:page;mso-position-vertical:absolute;mso-position-vertical-relative:text;v-text-anchor:top" o:gfxdata="UEsDBBQABgAIAAAAIQC2gziS/gAAAOEBAAATAAAAW0NvbnRlbnRfVHlwZXNdLnhtbJSRQU7DMBBF&#10;90jcwfIWJU67QAgl6YK0S0CoHGBkTxKLZGx5TGhvj5O2G0SRWNoz/78nu9wcxkFMGNg6quQqL6RA&#10;0s5Y6ir5vt9lD1JwBDIwOMJKHpHlpr69KfdHjyxSmriSfYz+USnWPY7AufNIadK6MEJMx9ApD/oD&#10;OlTrorhX2lFEilmcO2RdNtjC5xDF9pCuTyYBB5bi6bQ4syoJ3g9WQ0ymaiLzg5KdCXlKLjvcW893&#10;SUOqXwnz5DrgnHtJTxOsQfEKIT7DmDSUCaxw7Rqn8787ZsmRM9e2VmPeBN4uqYvTtW7jvijg9N/y&#10;JsXecLq0q+WD6m8AAAD//wMAUEsDBBQABgAIAAAAIQA4/SH/1gAAAJQBAAALAAAAX3JlbHMvLnJl&#10;bHOkkMFqwzAMhu+DvYPRfXGawxijTi+j0GvpHsDYimMaW0Yy2fr2M4PBMnrbUb/Q94l/f/hMi1qR&#10;JVI2sOt6UJgd+ZiDgffL8ekFlFSbvV0oo4EbChzGx4f9GRdb25HMsYhqlCwG5lrLq9biZkxWOiqY&#10;22YiTra2kYMu1l1tQD30/bPm3wwYN0x18gb45AdQl1tp5j/sFB2T0FQ7R0nTNEV3j6o9feQzro1i&#10;OWA14Fm+Q8a1a8+Bvu/d/dMb2JY5uiPbhG/ktn4cqGU/er3pcvwCAAD//wMAUEsDBBQABgAIAAAA&#10;IQB3X8082gEAAB4EAAAOAAAAZHJzL2Uyb0RvYy54bWysU9uO1DAMfUfiH6K8M72A2FU1nRVitQgJ&#10;wYqFD0jTpI2Um5zMtPP3OJm2s8DTIl4cx7GP7WNnfzcbTU4CgnK2pdWupERY7nplh5b+/PHw5paS&#10;EJntmXZWtPQsAr07vH61n3wjajc63QsgCGJDM/mWjjH6pigCH4VhYee8sPgoHRgW8QpD0QObEN3o&#10;oi7L98XkoPfguAgBrfeXR3rI+FIKHr9JGUQkuqVYW8wSsuySLA571gzA/Kj4Ugb7hyoMUxaTblD3&#10;LDJyBPUXlFEcXHAy7rgzhZNScZF7wG6q8o9unkbmRe4FyQl+oyn8P1j+9fTkHwFpmHxoAqqpi1mC&#10;SSfWR+ZM1nkjS8yRcDTW1U15i5RyfKrKt+9qvCBMcY32EOIn4QxJSksBh5E5YqcvIV5cV5eUzLoH&#10;pXUeiLZkSgl/MyOytpjgWmjW4lmL5KftdyGJ6nO9yRA4DN1HDeQybtxHrHYdegbDgOQoMe0LY5eQ&#10;FC3ylr0wfgvK+Z2NW7xR1kEm8ll3SY1zN2N7SHx6TZbO9edHSL8P2U2yvsEO9WeL+5F2fVVgVbpV&#10;YZaPDmmJlBw9qGFEgGph+8MxOqnyfK5JFtpxCfOElw+Ttvz5PXtdv/XhFwAAAP//AwBQSwMEFAAG&#10;AAgAAAAhAHarLOzgAAAADAEAAA8AAABkcnMvZG93bnJldi54bWxMj01Pg0AQhu8m/ofNmHizC6RC&#10;Q1kabaInjYomjbctOwUiO0vYbYv+eoeT3ubNPHk/is1ke3HC0XeOFMSLCARS7UxHjYKP94ebFQgf&#10;NBndO0IF3+hhU15eFDo37kxveKpCI9iEfK4VtCEMuZS+btFqv3ADEv8ObrQ6sBwbaUZ9ZnPbyySK&#10;Uml1R5zQ6gG3LdZf1dEqGPX9T7rLanpKX5+3L9VueKTqU6nrq+luDSLgFP5gmOtzdSi5094dyXjR&#10;s46TKGVWwWrJG2Yivp2vvYJkmWUgy0L+H1H+AgAA//8DAFBLAQItABQABgAIAAAAIQC2gziS/gAA&#10;AOEBAAATAAAAAAAAAAAAAAAAAAAAAABbQ29udGVudF9UeXBlc10ueG1sUEsBAi0AFAAGAAgAAAAh&#10;ADj9If/WAAAAlAEAAAsAAAAAAAAAAAAAAAAALwEAAF9yZWxzLy5yZWxzUEsBAi0AFAAGAAgAAAAh&#10;AHdfzTzaAQAAHgQAAA4AAAAAAAAAAAAAAAAALgIAAGRycy9lMm9Eb2MueG1sUEsBAi0AFAAGAAgA&#10;AAAhAHarLOzgAAAADAEAAA8AAAAAAAAAAAAAAAAANAQAAGRycy9kb3ducmV2LnhtbFBLBQYAAAAA&#10;BAAEAPMAAABBBQAAAAA=&#10;" o:allowincell="f" filled="f" stroked="f" strokeweight="0">
                 <v:textbox style="layout-flow:vertical;mso-layout-flow-alt:bottom-to-top" inset="0,0,0,0">
                   <w:txbxContent>
                     <w:p>
@@ -12871,7 +12871,7 @@
         <w:spacing w:before="0"/>
       </w:pPr>
       <w:bookmarkStart w:id="41" w:name="_Toc219820606"/>
-      <w:bookmarkStart w:id="42" w:name="_Toc220574495"/>
+      <w:bookmarkStart w:id="42" w:name="_Toc226032011"/>
       <w:r>
         <w:lastRenderedPageBreak/>
         <w:t>Psoriasis</w:t>
@@ -12884,7 +12884,7 @@
         <w:pStyle w:val="Heading3"/>
         <w:spacing w:line="240" w:lineRule="auto"/>
       </w:pPr>
-      <w:bookmarkStart w:id="43" w:name="_Toc220574496"/>
+      <w:bookmarkStart w:id="43" w:name="_Toc226032012"/>
       <w:r>
         <w:t>Definition</w:t>
       </w:r>
@@ -13170,7 +13170,7 @@
         <w:pStyle w:val="Heading3"/>
         <w:spacing w:line="240" w:lineRule="auto"/>
       </w:pPr>
-      <w:bookmarkStart w:id="44" w:name="_Toc220574497"/>
+      <w:bookmarkStart w:id="44" w:name="_Toc226032013"/>
       <w:r>
         <w:t>Risk factors/causes</w:t>
       </w:r>
@@ -13561,7 +13561,7 @@
         <w:pStyle w:val="Heading3"/>
         <w:spacing w:line="240" w:lineRule="auto"/>
       </w:pPr>
-      <w:bookmarkStart w:id="45" w:name="_Toc220574498"/>
+      <w:bookmarkStart w:id="45" w:name="_Toc226032014"/>
       <w:r>
         <w:t>Promotion/prevention</w:t>
       </w:r>
@@ -13820,7 +13820,7 @@
         <w:pStyle w:val="Heading3"/>
         <w:spacing w:line="240" w:lineRule="auto"/>
       </w:pPr>
-      <w:bookmarkStart w:id="46" w:name="_Toc220574499"/>
+      <w:bookmarkStart w:id="46" w:name="_Toc226032015"/>
       <w:r>
         <w:t>Signs and symptoms</w:t>
       </w:r>
@@ -14774,7 +14774,7 @@
         <w:pStyle w:val="Heading3"/>
         <w:spacing w:line="240" w:lineRule="auto"/>
       </w:pPr>
-      <w:bookmarkStart w:id="47" w:name="_Toc220574500"/>
+      <w:bookmarkStart w:id="47" w:name="_Toc226032016"/>
       <w:r>
         <w:t>Investigations</w:t>
       </w:r>
@@ -14990,7 +14990,7 @@
         <w:pStyle w:val="Heading3"/>
         <w:spacing w:line="240" w:lineRule="auto"/>
       </w:pPr>
-      <w:bookmarkStart w:id="48" w:name="_Toc220574501"/>
+      <w:bookmarkStart w:id="48" w:name="_Toc226032017"/>
       <w:r>
         <w:t>Differential</w:t>
       </w:r>
@@ -15114,7 +15114,7 @@
         <w:pStyle w:val="Heading3"/>
         <w:spacing w:line="240" w:lineRule="auto"/>
       </w:pPr>
-      <w:bookmarkStart w:id="49" w:name="_Toc220574502"/>
+      <w:bookmarkStart w:id="49" w:name="_Toc226032018"/>
       <w:r>
         <w:t>Management</w:t>
       </w:r>
@@ -16366,7 +16366,7 @@
         <w:spacing w:before="0"/>
       </w:pPr>
       <w:bookmarkStart w:id="51" w:name="_Toc219820607"/>
-      <w:bookmarkStart w:id="52" w:name="_Toc220574503"/>
+      <w:bookmarkStart w:id="52" w:name="_Toc226032019"/>
       <w:r>
         <w:lastRenderedPageBreak/>
         <w:t>Oculocutaneous</w:t>
@@ -16389,7 +16389,7 @@
         <w:pStyle w:val="Heading3"/>
         <w:spacing w:line="240" w:lineRule="auto"/>
       </w:pPr>
-      <w:bookmarkStart w:id="53" w:name="_Toc220574504"/>
+      <w:bookmarkStart w:id="53" w:name="_Toc226032020"/>
       <w:r>
         <w:t>Definition</w:t>
       </w:r>
@@ -16557,7 +16557,7 @@
         <w:pStyle w:val="Heading3"/>
         <w:spacing w:line="240" w:lineRule="auto"/>
       </w:pPr>
-      <w:bookmarkStart w:id="54" w:name="_Toc220574505"/>
+      <w:bookmarkStart w:id="54" w:name="_Toc226032021"/>
       <w:r>
         <w:t>Risk factors/causes</w:t>
       </w:r>
@@ -16624,7 +16624,7 @@
         <w:pStyle w:val="Heading3"/>
         <w:spacing w:line="240" w:lineRule="auto"/>
       </w:pPr>
-      <w:bookmarkStart w:id="55" w:name="_Toc220574506"/>
+      <w:bookmarkStart w:id="55" w:name="_Toc226032022"/>
       <w:r>
         <w:t>Promotion/prevention</w:t>
       </w:r>
@@ -17189,7 +17189,7 @@
         <w:pStyle w:val="Heading3"/>
         <w:spacing w:line="240" w:lineRule="auto"/>
       </w:pPr>
-      <w:bookmarkStart w:id="56" w:name="_Toc220574507"/>
+      <w:bookmarkStart w:id="56" w:name="_Toc226032023"/>
       <w:r>
         <w:t>Signs and symptoms</w:t>
       </w:r>
@@ -17482,7 +17482,7 @@
           <w:u w:val="single"/>
         </w:rPr>
       </w:pPr>
-      <w:bookmarkStart w:id="57" w:name="_Toc220574508"/>
+      <w:bookmarkStart w:id="57" w:name="_Toc226032024"/>
       <w:r>
         <w:rPr>
           <w:b w:val="0"/>
@@ -17689,7 +17689,7 @@
         <w:pStyle w:val="Heading3"/>
         <w:spacing w:line="240" w:lineRule="auto"/>
       </w:pPr>
-      <w:bookmarkStart w:id="58" w:name="_Toc220574509"/>
+      <w:bookmarkStart w:id="58" w:name="_Toc226032025"/>
       <w:r>
         <w:t>Investigation</w:t>
       </w:r>
@@ -17929,7 +17929,7 @@
         <w:pStyle w:val="Heading3"/>
         <w:spacing w:line="240" w:lineRule="auto"/>
       </w:pPr>
-      <w:bookmarkStart w:id="59" w:name="_Toc220574510"/>
+      <w:bookmarkStart w:id="59" w:name="_Toc226032026"/>
       <w:r>
         <w:t>Differential</w:t>
       </w:r>
@@ -18121,7 +18121,7 @@
         <w:pStyle w:val="Heading3"/>
         <w:spacing w:line="240" w:lineRule="auto"/>
       </w:pPr>
-      <w:bookmarkStart w:id="60" w:name="_Toc220574511"/>
+      <w:bookmarkStart w:id="60" w:name="_Toc226032027"/>
       <w:r>
         <w:t>Management</w:t>
       </w:r>
@@ -18828,7 +18828,7 @@
         <mc:AlternateContent>
           <mc:Choice Requires="wps">
             <w:drawing>
-              <wp:anchor distT="0" distB="6985" distL="0" distR="11430" simplePos="0" relativeHeight="251663360" behindDoc="0" locked="0" layoutInCell="0" allowOverlap="1" wp14:anchorId="22854B2F" wp14:editId="6EA21C91">
+              <wp:anchor distT="0" distB="6985" distL="0" distR="11430" simplePos="0" relativeHeight="251663360" behindDoc="0" locked="0" layoutInCell="0" allowOverlap="1" wp14:anchorId="580785DB" wp14:editId="33A7022B">
                 <wp:simplePos x="0" y="0"/>
                 <wp:positionH relativeFrom="page">
                   <wp:posOffset>7115810</wp:posOffset>
@@ -18904,7 +18904,7 @@
           </mc:Choice>
           <mc:Fallback>
             <w:pict>
-              <v:rect w14:anchorId="12C2D322" id="docshape391" o:spid="_x0000_s1029" style="position:absolute;margin-left:560.3pt;margin-top:-162.9pt;width:17.1pt;height:81.45pt;z-index:251663360;visibility:visible;mso-wrap-style:square;mso-wrap-distance-left:0;mso-wrap-distance-top:0;mso-wrap-distance-right:.9pt;mso-wrap-distance-bottom:.55pt;mso-position-horizontal:absolute;mso-position-horizontal-relative:page;mso-position-vertical:absolute;mso-position-vertical-relative:text;v-text-anchor:top" o:gfxdata="UEsDBBQABgAIAAAAIQC2gziS/gAAAOEBAAATAAAAW0NvbnRlbnRfVHlwZXNdLnhtbJSRQU7DMBBF&#10;90jcwfIWJU67QAgl6YK0S0CoHGBkTxKLZGx5TGhvj5O2G0SRWNoz/78nu9wcxkFMGNg6quQqL6RA&#10;0s5Y6ir5vt9lD1JwBDIwOMJKHpHlpr69KfdHjyxSmriSfYz+USnWPY7AufNIadK6MEJMx9ApD/oD&#10;OlTrorhX2lFEilmcO2RdNtjC5xDF9pCuTyYBB5bi6bQ4syoJ3g9WQ0ymaiLzg5KdCXlKLjvcW893&#10;SUOqXwnz5DrgnHtJTxOsQfEKIT7DmDSUCaxw7Rqn8787ZsmRM9e2VmPeBN4uqYvTtW7jvijg9N/y&#10;JsXecLq0q+WD6m8AAAD//wMAUEsDBBQABgAIAAAAIQA4/SH/1gAAAJQBAAALAAAAX3JlbHMvLnJl&#10;bHOkkMFqwzAMhu+DvYPRfXGawxijTi+j0GvpHsDYimMaW0Yy2fr2M4PBMnrbUb/Q94l/f/hMi1qR&#10;JVI2sOt6UJgd+ZiDgffL8ekFlFSbvV0oo4EbChzGx4f9GRdb25HMsYhqlCwG5lrLq9biZkxWOiqY&#10;22YiTra2kYMu1l1tQD30/bPm3wwYN0x18gb45AdQl1tp5j/sFB2T0FQ7R0nTNEV3j6o9feQzro1i&#10;OWA14Fm+Q8a1a8+Bvu/d/dMb2JY5uiPbhG/ktn4cqGU/er3pcvwCAAD//wMAUEsDBBQABgAIAAAA&#10;IQC/TW9E2wEAAB4EAAAOAAAAZHJzL2Uyb0RvYy54bWysU9tu2zAMfR+wfxD0vvjSYS2MOEWxosOA&#10;YSvW7QNkWbIF6AZKiZ2/H6U4Trs9degLRVHkIXlIbW9no8lBQFDOtrTalJQIy12v7NDS378ePtxQ&#10;EiKzPdPOipYeRaC3u/fvtpNvRO1Gp3sBBEFsaCbf0jFG3xRF4KMwLGycFxYfpQPDIl5hKHpgE6Ib&#10;XdRl+amYHPQeHBchoPX+9Eh3GV9KweMPKYOIRLcUa4tZQpZdksVuy5oBmB8VX8pg/1GFYcpi0hXq&#10;nkVG9qD+gTKKgwtOxg13pnBSKi5yD9hNVf7VzdPIvMi9IDnBrzSFt4Pl3w9P/hGQhsmHJqCaupgl&#10;mHRifWTOZB1XssQcCUdjXV2XN0gpx6eqvPpY4wVhiku0hxC/CGdIUloKOIzMETt8C/HkenZJyax7&#10;UFrngWhLppTwhRmRtcUEl0KzFo9aJD9tfwpJVJ/rTYbAYeg+ayCnceM+YrXnoWcwDEiOEtO+MnYJ&#10;SdEib9kr49egnN/ZuMYbZR1kIp91l9Q4dzO219Kr9JosneuPj5B+H7KbZH2NHeqvFvcj7fpZgbPS&#10;nRVm+eiQlkjJ3oMaRgSoFrbv9tFJledzSbLQjkuYJ7x8mLTlz+/Z6/Ktd38AAAD//wMAUEsDBBQA&#10;BgAIAAAAIQBVijmy4wAAAA8BAAAPAAAAZHJzL2Rvd25yZXYueG1sTI9BT8MwDIXvSPyHyEjctrSF&#10;BShNJ5gEJyagIE3cssa0FY1TNdlW+PV4J7j52U/P3yuWk+vFHsfQedKQzhMQSLW3HTUa3t8eZtcg&#10;QjRkTe8JNXxjgGV5elKY3PoDveK+io3gEAq50dDGOORShrpFZ8LcD0h8+/SjM5Hl2Eg7mgOHu15m&#10;SaKkMx3xh9YMuGqx/qp2TsNo7n/U5qqmJ/WyXj1Xm+GRqg+tz8+mu1sQEaf4Z4YjPqNDyUxbvyMb&#10;RM86zRLFXg2zi2zBLY6edHHJ05Z3qcpuQJaF/N+j/AUAAP//AwBQSwECLQAUAAYACAAAACEAtoM4&#10;kv4AAADhAQAAEwAAAAAAAAAAAAAAAAAAAAAAW0NvbnRlbnRfVHlwZXNdLnhtbFBLAQItABQABgAI&#10;AAAAIQA4/SH/1gAAAJQBAAALAAAAAAAAAAAAAAAAAC8BAABfcmVscy8ucmVsc1BLAQItABQABgAI&#10;AAAAIQC/TW9E2wEAAB4EAAAOAAAAAAAAAAAAAAAAAC4CAABkcnMvZTJvRG9jLnhtbFBLAQItABQA&#10;BgAIAAAAIQBVijmy4wAAAA8BAAAPAAAAAAAAAAAAAAAAADUEAABkcnMvZG93bnJldi54bWxQSwUG&#10;AAAAAAQABADzAAAARQUAAAAA&#10;" o:allowincell="f" filled="f" stroked="f" strokeweight="0">
+              <v:rect w14:anchorId="580785DB" id="docshape391" o:spid="_x0000_s1029" style="position:absolute;margin-left:560.3pt;margin-top:-162.9pt;width:17.1pt;height:81.45pt;z-index:251663360;visibility:visible;mso-wrap-style:square;mso-wrap-distance-left:0;mso-wrap-distance-top:0;mso-wrap-distance-right:.9pt;mso-wrap-distance-bottom:.55pt;mso-position-horizontal:absolute;mso-position-horizontal-relative:page;mso-position-vertical:absolute;mso-position-vertical-relative:text;v-text-anchor:top" o:gfxdata="UEsDBBQABgAIAAAAIQC2gziS/gAAAOEBAAATAAAAW0NvbnRlbnRfVHlwZXNdLnhtbJSRQU7DMBBF&#10;90jcwfIWJU67QAgl6YK0S0CoHGBkTxKLZGx5TGhvj5O2G0SRWNoz/78nu9wcxkFMGNg6quQqL6RA&#10;0s5Y6ir5vt9lD1JwBDIwOMJKHpHlpr69KfdHjyxSmriSfYz+USnWPY7AufNIadK6MEJMx9ApD/oD&#10;OlTrorhX2lFEilmcO2RdNtjC5xDF9pCuTyYBB5bi6bQ4syoJ3g9WQ0ymaiLzg5KdCXlKLjvcW893&#10;SUOqXwnz5DrgnHtJTxOsQfEKIT7DmDSUCaxw7Rqn8787ZsmRM9e2VmPeBN4uqYvTtW7jvijg9N/y&#10;JsXecLq0q+WD6m8AAAD//wMAUEsDBBQABgAIAAAAIQA4/SH/1gAAAJQBAAALAAAAX3JlbHMvLnJl&#10;bHOkkMFqwzAMhu+DvYPRfXGawxijTi+j0GvpHsDYimMaW0Yy2fr2M4PBMnrbUb/Q94l/f/hMi1qR&#10;JVI2sOt6UJgd+ZiDgffL8ekFlFSbvV0oo4EbChzGx4f9GRdb25HMsYhqlCwG5lrLq9biZkxWOiqY&#10;22YiTra2kYMu1l1tQD30/bPm3wwYN0x18gb45AdQl1tp5j/sFB2T0FQ7R0nTNEV3j6o9feQzro1i&#10;OWA14Fm+Q8a1a8+Bvu/d/dMb2JY5uiPbhG/ktn4cqGU/er3pcvwCAAD//wMAUEsDBBQABgAIAAAA&#10;IQC/TW9E2wEAAB4EAAAOAAAAZHJzL2Uyb0RvYy54bWysU9tu2zAMfR+wfxD0vvjSYS2MOEWxosOA&#10;YSvW7QNkWbIF6AZKiZ2/H6U4Trs9degLRVHkIXlIbW9no8lBQFDOtrTalJQIy12v7NDS378ePtxQ&#10;EiKzPdPOipYeRaC3u/fvtpNvRO1Gp3sBBEFsaCbf0jFG3xRF4KMwLGycFxYfpQPDIl5hKHpgE6Ib&#10;XdRl+amYHPQeHBchoPX+9Eh3GV9KweMPKYOIRLcUa4tZQpZdksVuy5oBmB8VX8pg/1GFYcpi0hXq&#10;nkVG9qD+gTKKgwtOxg13pnBSKi5yD9hNVf7VzdPIvMi9IDnBrzSFt4Pl3w9P/hGQhsmHJqCaupgl&#10;mHRifWTOZB1XssQcCUdjXV2XN0gpx6eqvPpY4wVhiku0hxC/CGdIUloKOIzMETt8C/HkenZJyax7&#10;UFrngWhLppTwhRmRtcUEl0KzFo9aJD9tfwpJVJ/rTYbAYeg+ayCnceM+YrXnoWcwDEiOEtO+MnYJ&#10;SdEib9kr49egnN/ZuMYbZR1kIp91l9Q4dzO219Kr9JosneuPj5B+H7KbZH2NHeqvFvcj7fpZgbPS&#10;nRVm+eiQlkjJ3oMaRgSoFrbv9tFJledzSbLQjkuYJ7x8mLTlz+/Z6/Ktd38AAAD//wMAUEsDBBQA&#10;BgAIAAAAIQBVijmy4wAAAA8BAAAPAAAAZHJzL2Rvd25yZXYueG1sTI9BT8MwDIXvSPyHyEjctrSF&#10;BShNJ5gEJyagIE3cssa0FY1TNdlW+PV4J7j52U/P3yuWk+vFHsfQedKQzhMQSLW3HTUa3t8eZtcg&#10;QjRkTe8JNXxjgGV5elKY3PoDveK+io3gEAq50dDGOORShrpFZ8LcD0h8+/SjM5Hl2Eg7mgOHu15m&#10;SaKkMx3xh9YMuGqx/qp2TsNo7n/U5qqmJ/WyXj1Xm+GRqg+tz8+mu1sQEaf4Z4YjPqNDyUxbvyMb&#10;RM86zRLFXg2zi2zBLY6edHHJ05Z3qcpuQJaF/N+j/AUAAP//AwBQSwECLQAUAAYACAAAACEAtoM4&#10;kv4AAADhAQAAEwAAAAAAAAAAAAAAAAAAAAAAW0NvbnRlbnRfVHlwZXNdLnhtbFBLAQItABQABgAI&#10;AAAAIQA4/SH/1gAAAJQBAAALAAAAAAAAAAAAAAAAAC8BAABfcmVscy8ucmVsc1BLAQItABQABgAI&#10;AAAAIQC/TW9E2wEAAB4EAAAOAAAAAAAAAAAAAAAAAC4CAABkcnMvZTJvRG9jLnhtbFBLAQItABQA&#10;BgAIAAAAIQBVijmy4wAAAA8BAAAPAAAAAAAAAAAAAAAAADUEAABkcnMvZG93bnJldi54bWxQSwUG&#10;AAAAAAQABADzAAAARQUAAAAA&#10;" o:allowincell="f" filled="f" stroked="f" strokeweight="0">
                 <v:textbox style="layout-flow:vertical;mso-layout-flow-alt:bottom-to-top" inset="0,0,0,0">
                   <w:txbxContent>
                     <w:p>
@@ -19010,7 +19010,7 @@
       </w:pPr>
       <w:bookmarkStart w:id="61" w:name="_TOC_250117"/>
       <w:bookmarkStart w:id="62" w:name="_Toc219820608"/>
-      <w:bookmarkStart w:id="63" w:name="_Toc220574512"/>
+      <w:bookmarkStart w:id="63" w:name="_Toc226032028"/>
       <w:bookmarkEnd w:id="61"/>
       <w:r>
         <w:lastRenderedPageBreak/>
@@ -19143,9 +19143,12 @@
     <w:p>
       <w:pPr>
         <w:sectPr>
-          <w:headerReference w:type="default" r:id="rId8"/>
-          <w:footerReference w:type="even" r:id="rId9"/>
-          <w:footerReference w:type="default" r:id="rId10"/>
+          <w:headerReference w:type="even" r:id="rId8"/>
+          <w:headerReference w:type="default" r:id="rId9"/>
+          <w:footerReference w:type="even" r:id="rId10"/>
+          <w:footerReference w:type="default" r:id="rId11"/>
+          <w:headerReference w:type="first" r:id="rId12"/>
+          <w:footerReference w:type="first" r:id="rId13"/>
           <w:pgSz w:w="11906" w:h="16838"/>
           <w:pgMar w:top="1134" w:right="1134" w:bottom="1134" w:left="1134" w:header="533" w:footer="677" w:gutter="0"/>
           <w:cols w:space="720"/>
@@ -19157,12 +19160,12 @@
     <w:p/>
     <w:p/>
     <w:sectPr>
-      <w:headerReference w:type="even" r:id="rId11"/>
-      <w:headerReference w:type="default" r:id="rId12"/>
-      <w:footerReference w:type="even" r:id="rId13"/>
-      <w:footerReference w:type="default" r:id="rId14"/>
-      <w:headerReference w:type="first" r:id="rId15"/>
-      <w:footerReference w:type="first" r:id="rId16"/>
+      <w:headerReference w:type="even" r:id="rId14"/>
+      <w:headerReference w:type="default" r:id="rId15"/>
+      <w:footerReference w:type="even" r:id="rId16"/>
+      <w:footerReference w:type="default" r:id="rId17"/>
+      <w:headerReference w:type="first" r:id="rId18"/>
+      <w:footerReference w:type="first" r:id="rId19"/>
       <w:pgSz w:w="11906" w:h="16838"/>
       <w:pgMar w:top="1134" w:right="1134" w:bottom="1134" w:left="1134" w:header="0" w:footer="0" w:gutter="0"/>
       <w:cols w:space="720"/>
@@ -19194,57 +19197,42 @@
 
 <file path=word/footer1.xml><?xml version="1.0" encoding="utf-8"?>
 <w:ftr xmlns:wpc="http://schemas.microsoft.com/office/word/2010/wordprocessingCanvas" xmlns:cx="http://schemas.microsoft.com/office/drawing/2014/chartex" xmlns:cx1="http://schemas.microsoft.com/office/drawing/2015/9/8/chartex" xmlns:cx2="http://schemas.microsoft.com/office/drawing/2015/10/21/chartex" xmlns:cx3="http://schemas.microsoft.com/office/drawing/2016/5/9/chartex" xmlns:cx4="http://schemas.microsoft.com/office/drawing/2016/5/10/chartex" xmlns:cx5="http://schemas.microsoft.com/office/drawing/2016/5/11/chartex" xmlns:cx6="http://schemas.microsoft.com/office/drawing/2016/5/12/chartex" xmlns:cx7="http://schemas.microsoft.com/office/drawing/2016/5/13/chartex" xmlns:cx8="http://schemas.microsoft.com/office/drawing/2016/5/14/chartex" xmlns:mc="http://schemas.openxmlformats.org/markup-compatibility/2006" xmlns:aink="http://schemas.microsoft.com/office/drawing/2016/ink" xmlns:am3d="http://schemas.microsoft.com/office/drawing/2017/model3d" xmlns:o="urn:schemas-microsoft-com:office:office" xmlns:oel="http://schemas.microsoft.com/office/2019/extlst" xmlns:r="http://schemas.openxmlformats.org/officeDocument/2006/relationships" xmlns:m="http://schemas.openxmlformats.org/officeDocument/2006/math" xmlns:v="urn:schemas-microsoft-com:vml" xmlns:wp14="http://schemas.microsoft.com/office/word/2010/wordprocessingDrawing" xmlns:wp="http://schemas.openxmlformats.org/drawingml/2006/wordprocessingDrawing" xmlns:w10="urn:schemas-microsoft-com:office:word" xmlns:w="http://schemas.openxmlformats.org/wordprocessingml/2006/main" xmlns:w14="http://schemas.microsoft.com/office/word/2010/wordml" xmlns:w15="http://schemas.microsoft.com/office/word/2012/wordml" xmlns:w16cex="http://schemas.microsoft.com/office/word/2018/wordml/cex" xmlns:w16cid="http://schemas.microsoft.com/office/word/2016/wordml/cid" xmlns:w16="http://schemas.microsoft.com/office/word/2018/wordml" xmlns:w16du="http://schemas.microsoft.com/office/word/2023/wordml/word16du" xmlns:w16sdtdh="http://schemas.microsoft.com/office/word/2020/wordml/sdtdatahash" xmlns:w16sdtfl="http://schemas.microsoft.com/office/word/2024/wordml/sdtformatlock" xmlns:w16se="http://schemas.microsoft.com/office/word/2015/wordml/symex" xmlns:wpg="http://schemas.microsoft.com/office/word/2010/wordprocessingGroup" xmlns:wpi="http://schemas.microsoft.com/office/word/2010/wordprocessingInk" xmlns:wne="http://schemas.microsoft.com/office/word/2006/wordml" xmlns:wps="http://schemas.microsoft.com/office/word/2010/wordprocessingShape" mc:Ignorable="w14 w15 w16se w16cid w16 w16cex w16sdtdh w16sdtfl w16du wp14">
-  <w:sdt>
-    <w:sdtPr>
-      <w:rPr>
-        <w:rStyle w:val="PageNumber"/>
-      </w:rPr>
-      <w:id w:val="272986861"/>
-      <w:docPartObj>
-        <w:docPartGallery w:val="Page Numbers (Bottom of Page)"/>
-        <w:docPartUnique/>
-      </w:docPartObj>
-    </w:sdtPr>
-    <w:sdtContent>
-      <w:p>
-        <w:pPr>
-          <w:pStyle w:val="Footer"/>
-          <w:framePr w:wrap="none" w:vAnchor="text" w:hAnchor="margin" w:xAlign="right" w:y="1"/>
-          <w:rPr>
-            <w:rStyle w:val="PageNumber"/>
-          </w:rPr>
-        </w:pPr>
-        <w:r>
-          <w:rPr>
-            <w:rStyle w:val="PageNumber"/>
-          </w:rPr>
-          <w:fldChar w:fldCharType="begin"/>
-        </w:r>
-        <w:r>
-          <w:rPr>
-            <w:rStyle w:val="PageNumber"/>
-          </w:rPr>
-          <w:instrText xml:space="preserve"> PAGE </w:instrText>
-        </w:r>
-        <w:r>
-          <w:rPr>
-            <w:rStyle w:val="PageNumber"/>
-          </w:rPr>
-          <w:fldChar w:fldCharType="separate"/>
-        </w:r>
-        <w:r>
-          <w:rPr>
-            <w:rStyle w:val="PageNumber"/>
-          </w:rPr>
-          <w:fldChar w:fldCharType="end"/>
-        </w:r>
-      </w:p>
-    </w:sdtContent>
-  </w:sdt>
   <w:p>
     <w:pPr>
       <w:pStyle w:val="Footer"/>
-      <w:ind w:right="360"/>
+      <w:framePr w:wrap="around" w:vAnchor="text" w:hAnchor="margin" w:xAlign="center" w:y="1"/>
+      <w:rPr>
+        <w:rStyle w:val="PageNumber"/>
+      </w:rPr>
+    </w:pPr>
+    <w:r>
+      <w:rPr>
+        <w:rStyle w:val="PageNumber"/>
+      </w:rPr>
+      <w:fldChar w:fldCharType="begin"/>
+    </w:r>
+    <w:r>
+      <w:rPr>
+        <w:rStyle w:val="PageNumber"/>
+      </w:rPr>
+      <w:instrText xml:space="preserve"> PAGE </w:instrText>
+    </w:r>
+    <w:r>
+      <w:rPr>
+        <w:rStyle w:val="PageNumber"/>
+      </w:rPr>
+      <w:fldChar w:fldCharType="separate"/>
+    </w:r>
+    <w:r>
+      <w:rPr>
+        <w:rStyle w:val="PageNumber"/>
+      </w:rPr>
+      <w:fldChar w:fldCharType="end"/>
+    </w:r>
+  </w:p>
+  <w:p>
+    <w:pPr>
+      <w:pStyle w:val="Footer"/>
     </w:pPr>
   </w:p>
 </w:ftr>
@@ -19252,64 +19240,49 @@
 
 <file path=word/footer2.xml><?xml version="1.0" encoding="utf-8"?>
 <w:ftr xmlns:wpc="http://schemas.microsoft.com/office/word/2010/wordprocessingCanvas" xmlns:cx="http://schemas.microsoft.com/office/drawing/2014/chartex" xmlns:cx1="http://schemas.microsoft.com/office/drawing/2015/9/8/chartex" xmlns:cx2="http://schemas.microsoft.com/office/drawing/2015/10/21/chartex" xmlns:cx3="http://schemas.microsoft.com/office/drawing/2016/5/9/chartex" xmlns:cx4="http://schemas.microsoft.com/office/drawing/2016/5/10/chartex" xmlns:cx5="http://schemas.microsoft.com/office/drawing/2016/5/11/chartex" xmlns:cx6="http://schemas.microsoft.com/office/drawing/2016/5/12/chartex" xmlns:cx7="http://schemas.microsoft.com/office/drawing/2016/5/13/chartex" xmlns:cx8="http://schemas.microsoft.com/office/drawing/2016/5/14/chartex" xmlns:mc="http://schemas.openxmlformats.org/markup-compatibility/2006" xmlns:aink="http://schemas.microsoft.com/office/drawing/2016/ink" xmlns:am3d="http://schemas.microsoft.com/office/drawing/2017/model3d" xmlns:o="urn:schemas-microsoft-com:office:office" xmlns:oel="http://schemas.microsoft.com/office/2019/extlst" xmlns:r="http://schemas.openxmlformats.org/officeDocument/2006/relationships" xmlns:m="http://schemas.openxmlformats.org/officeDocument/2006/math" xmlns:v="urn:schemas-microsoft-com:vml" xmlns:wp14="http://schemas.microsoft.com/office/word/2010/wordprocessingDrawing" xmlns:wp="http://schemas.openxmlformats.org/drawingml/2006/wordprocessingDrawing" xmlns:w10="urn:schemas-microsoft-com:office:word" xmlns:w="http://schemas.openxmlformats.org/wordprocessingml/2006/main" xmlns:w14="http://schemas.microsoft.com/office/word/2010/wordml" xmlns:w15="http://schemas.microsoft.com/office/word/2012/wordml" xmlns:w16cex="http://schemas.microsoft.com/office/word/2018/wordml/cex" xmlns:w16cid="http://schemas.microsoft.com/office/word/2016/wordml/cid" xmlns:w16="http://schemas.microsoft.com/office/word/2018/wordml" xmlns:w16du="http://schemas.microsoft.com/office/word/2023/wordml/word16du" xmlns:w16sdtdh="http://schemas.microsoft.com/office/word/2020/wordml/sdtdatahash" xmlns:w16sdtfl="http://schemas.microsoft.com/office/word/2024/wordml/sdtformatlock" xmlns:w16se="http://schemas.microsoft.com/office/word/2015/wordml/symex" xmlns:wpg="http://schemas.microsoft.com/office/word/2010/wordprocessingGroup" xmlns:wpi="http://schemas.microsoft.com/office/word/2010/wordprocessingInk" xmlns:wne="http://schemas.microsoft.com/office/word/2006/wordml" xmlns:wps="http://schemas.microsoft.com/office/word/2010/wordprocessingShape" mc:Ignorable="w14 w15 w16se w16cid w16 w16cex w16sdtdh w16sdtfl w16du wp14">
-  <w:sdt>
-    <w:sdtPr>
-      <w:rPr>
-        <w:rStyle w:val="PageNumber"/>
-      </w:rPr>
-      <w:id w:val="22523211"/>
-      <w:docPartObj>
-        <w:docPartGallery w:val="Page Numbers (Bottom of Page)"/>
-        <w:docPartUnique/>
-      </w:docPartObj>
-    </w:sdtPr>
-    <w:sdtContent>
-      <w:p>
-        <w:pPr>
-          <w:pStyle w:val="Footer"/>
-          <w:framePr w:wrap="none" w:vAnchor="text" w:hAnchor="margin" w:xAlign="right" w:y="1"/>
-          <w:rPr>
-            <w:rStyle w:val="PageNumber"/>
-          </w:rPr>
-        </w:pPr>
-        <w:r>
-          <w:rPr>
-            <w:rStyle w:val="PageNumber"/>
-          </w:rPr>
-          <w:fldChar w:fldCharType="begin"/>
-        </w:r>
-        <w:r>
-          <w:rPr>
-            <w:rStyle w:val="PageNumber"/>
-          </w:rPr>
-          <w:instrText xml:space="preserve"> PAGE </w:instrText>
-        </w:r>
-        <w:r>
-          <w:rPr>
-            <w:rStyle w:val="PageNumber"/>
-          </w:rPr>
-          <w:fldChar w:fldCharType="separate"/>
-        </w:r>
-        <w:r>
-          <w:rPr>
-            <w:rStyle w:val="PageNumber"/>
-            <w:noProof/>
-          </w:rPr>
-          <w:t>1</w:t>
-        </w:r>
-        <w:r>
-          <w:rPr>
-            <w:rStyle w:val="PageNumber"/>
-          </w:rPr>
-          <w:fldChar w:fldCharType="end"/>
-        </w:r>
-      </w:p>
-    </w:sdtContent>
-  </w:sdt>
   <w:p>
     <w:pPr>
       <w:pStyle w:val="Footer"/>
-      <w:ind w:right="360"/>
+      <w:framePr w:wrap="around" w:vAnchor="text" w:hAnchor="margin" w:xAlign="center" w:y="1"/>
+      <w:rPr>
+        <w:rStyle w:val="PageNumber"/>
+      </w:rPr>
+    </w:pPr>
+    <w:r>
+      <w:rPr>
+        <w:rStyle w:val="PageNumber"/>
+      </w:rPr>
+      <w:fldChar w:fldCharType="begin"/>
+    </w:r>
+    <w:r>
+      <w:rPr>
+        <w:rStyle w:val="PageNumber"/>
+      </w:rPr>
+      <w:instrText xml:space="preserve"> PAGE </w:instrText>
+    </w:r>
+    <w:r>
+      <w:rPr>
+        <w:rStyle w:val="PageNumber"/>
+      </w:rPr>
+      <w:fldChar w:fldCharType="separate"/>
+    </w:r>
+    <w:r>
+      <w:rPr>
+        <w:rStyle w:val="PageNumber"/>
+        <w:noProof/>
+      </w:rPr>
+      <w:t>1</w:t>
+    </w:r>
+    <w:r>
+      <w:rPr>
+        <w:rStyle w:val="PageNumber"/>
+      </w:rPr>
+      <w:fldChar w:fldCharType="end"/>
+    </w:r>
+  </w:p>
+  <w:p>
+    <w:pPr>
+      <w:pStyle w:val="Footer"/>
     </w:pPr>
   </w:p>
 </w:ftr>
@@ -19317,7 +19290,11 @@
 
 <file path=word/footer3.xml><?xml version="1.0" encoding="utf-8"?>
 <w:ftr xmlns:wpc="http://schemas.microsoft.com/office/word/2010/wordprocessingCanvas" xmlns:cx="http://schemas.microsoft.com/office/drawing/2014/chartex" xmlns:cx1="http://schemas.microsoft.com/office/drawing/2015/9/8/chartex" xmlns:cx2="http://schemas.microsoft.com/office/drawing/2015/10/21/chartex" xmlns:cx3="http://schemas.microsoft.com/office/drawing/2016/5/9/chartex" xmlns:cx4="http://schemas.microsoft.com/office/drawing/2016/5/10/chartex" xmlns:cx5="http://schemas.microsoft.com/office/drawing/2016/5/11/chartex" xmlns:cx6="http://schemas.microsoft.com/office/drawing/2016/5/12/chartex" xmlns:cx7="http://schemas.microsoft.com/office/drawing/2016/5/13/chartex" xmlns:cx8="http://schemas.microsoft.com/office/drawing/2016/5/14/chartex" xmlns:mc="http://schemas.openxmlformats.org/markup-compatibility/2006" xmlns:aink="http://schemas.microsoft.com/office/drawing/2016/ink" xmlns:am3d="http://schemas.microsoft.com/office/drawing/2017/model3d" xmlns:o="urn:schemas-microsoft-com:office:office" xmlns:oel="http://schemas.microsoft.com/office/2019/extlst" xmlns:r="http://schemas.openxmlformats.org/officeDocument/2006/relationships" xmlns:m="http://schemas.openxmlformats.org/officeDocument/2006/math" xmlns:v="urn:schemas-microsoft-com:vml" xmlns:wp14="http://schemas.microsoft.com/office/word/2010/wordprocessingDrawing" xmlns:wp="http://schemas.openxmlformats.org/drawingml/2006/wordprocessingDrawing" xmlns:w10="urn:schemas-microsoft-com:office:word" xmlns:w="http://schemas.openxmlformats.org/wordprocessingml/2006/main" xmlns:w14="http://schemas.microsoft.com/office/word/2010/wordml" xmlns:w15="http://schemas.microsoft.com/office/word/2012/wordml" xmlns:w16cex="http://schemas.microsoft.com/office/word/2018/wordml/cex" xmlns:w16cid="http://schemas.microsoft.com/office/word/2016/wordml/cid" xmlns:w16="http://schemas.microsoft.com/office/word/2018/wordml" xmlns:w16du="http://schemas.microsoft.com/office/word/2023/wordml/word16du" xmlns:w16sdtdh="http://schemas.microsoft.com/office/word/2020/wordml/sdtdatahash" xmlns:w16sdtfl="http://schemas.microsoft.com/office/word/2024/wordml/sdtformatlock" xmlns:w16se="http://schemas.microsoft.com/office/word/2015/wordml/symex" xmlns:wpg="http://schemas.microsoft.com/office/word/2010/wordprocessingGroup" xmlns:wpi="http://schemas.microsoft.com/office/word/2010/wordprocessingInk" xmlns:wne="http://schemas.microsoft.com/office/word/2006/wordml" xmlns:wps="http://schemas.microsoft.com/office/word/2010/wordprocessingShape" mc:Ignorable="w14 w15 w16se w16cid w16 w16cex w16sdtdh w16sdtfl w16du wp14">
-  <w:p/>
+  <w:p>
+    <w:pPr>
+      <w:pStyle w:val="Footer"/>
+    </w:pPr>
+  </w:p>
 </w:ftr>
 </file>
 
@@ -19325,6 +19302,85 @@
 <w:ftr xmlns:wpc="http://schemas.microsoft.com/office/word/2010/wordprocessingCanvas" xmlns:cx="http://schemas.microsoft.com/office/drawing/2014/chartex" xmlns:cx1="http://schemas.microsoft.com/office/drawing/2015/9/8/chartex" xmlns:cx2="http://schemas.microsoft.com/office/drawing/2015/10/21/chartex" xmlns:cx3="http://schemas.microsoft.com/office/drawing/2016/5/9/chartex" xmlns:cx4="http://schemas.microsoft.com/office/drawing/2016/5/10/chartex" xmlns:cx5="http://schemas.microsoft.com/office/drawing/2016/5/11/chartex" xmlns:cx6="http://schemas.microsoft.com/office/drawing/2016/5/12/chartex" xmlns:cx7="http://schemas.microsoft.com/office/drawing/2016/5/13/chartex" xmlns:cx8="http://schemas.microsoft.com/office/drawing/2016/5/14/chartex" xmlns:mc="http://schemas.openxmlformats.org/markup-compatibility/2006" xmlns:aink="http://schemas.microsoft.com/office/drawing/2016/ink" xmlns:am3d="http://schemas.microsoft.com/office/drawing/2017/model3d" xmlns:o="urn:schemas-microsoft-com:office:office" xmlns:oel="http://schemas.microsoft.com/office/2019/extlst" xmlns:r="http://schemas.openxmlformats.org/officeDocument/2006/relationships" xmlns:m="http://schemas.openxmlformats.org/officeDocument/2006/math" xmlns:v="urn:schemas-microsoft-com:vml" xmlns:wp14="http://schemas.microsoft.com/office/word/2010/wordprocessingDrawing" xmlns:wp="http://schemas.openxmlformats.org/drawingml/2006/wordprocessingDrawing" xmlns:w10="urn:schemas-microsoft-com:office:word" xmlns:w="http://schemas.openxmlformats.org/wordprocessingml/2006/main" xmlns:w14="http://schemas.microsoft.com/office/word/2010/wordml" xmlns:w15="http://schemas.microsoft.com/office/word/2012/wordml" xmlns:w16cex="http://schemas.microsoft.com/office/word/2018/wordml/cex" xmlns:w16cid="http://schemas.microsoft.com/office/word/2016/wordml/cid" xmlns:w16="http://schemas.microsoft.com/office/word/2018/wordml" xmlns:w16du="http://schemas.microsoft.com/office/word/2023/wordml/word16du" xmlns:w16sdtdh="http://schemas.microsoft.com/office/word/2020/wordml/sdtdatahash" xmlns:w16sdtfl="http://schemas.microsoft.com/office/word/2024/wordml/sdtformatlock" xmlns:w16se="http://schemas.microsoft.com/office/word/2015/wordml/symex" xmlns:wpg="http://schemas.microsoft.com/office/word/2010/wordprocessingGroup" xmlns:wpi="http://schemas.microsoft.com/office/word/2010/wordprocessingInk" xmlns:wne="http://schemas.microsoft.com/office/word/2006/wordml" xmlns:wps="http://schemas.microsoft.com/office/word/2010/wordprocessingShape" mc:Ignorable="w14 w15 w16se w16cid w16 w16cex w16sdtdh w16sdtfl w16du wp14">
   <w:p>
     <w:pPr>
+      <w:pStyle w:val="Footer"/>
+      <w:framePr w:wrap="around" w:vAnchor="text" w:hAnchor="margin" w:xAlign="center" w:y="1"/>
+      <w:rPr>
+        <w:rStyle w:val="PageNumber"/>
+      </w:rPr>
+    </w:pPr>
+    <w:r>
+      <w:rPr>
+        <w:rStyle w:val="PageNumber"/>
+      </w:rPr>
+      <w:fldChar w:fldCharType="begin"/>
+    </w:r>
+    <w:r>
+      <w:rPr>
+        <w:rStyle w:val="PageNumber"/>
+      </w:rPr>
+      <w:instrText xml:space="preserve"> PAGE </w:instrText>
+    </w:r>
+    <w:r>
+      <w:rPr>
+        <w:rStyle w:val="PageNumber"/>
+      </w:rPr>
+      <w:fldChar w:fldCharType="separate"/>
+    </w:r>
+    <w:r>
+      <w:rPr>
+        <w:rStyle w:val="PageNumber"/>
+      </w:rPr>
+      <w:fldChar w:fldCharType="end"/>
+    </w:r>
+  </w:p>
+  <w:p/>
+</w:ftr>
+</file>
+
+<file path=word/footer5.xml><?xml version="1.0" encoding="utf-8"?>
+<w:ftr xmlns:wpc="http://schemas.microsoft.com/office/word/2010/wordprocessingCanvas" xmlns:cx="http://schemas.microsoft.com/office/drawing/2014/chartex" xmlns:cx1="http://schemas.microsoft.com/office/drawing/2015/9/8/chartex" xmlns:cx2="http://schemas.microsoft.com/office/drawing/2015/10/21/chartex" xmlns:cx3="http://schemas.microsoft.com/office/drawing/2016/5/9/chartex" xmlns:cx4="http://schemas.microsoft.com/office/drawing/2016/5/10/chartex" xmlns:cx5="http://schemas.microsoft.com/office/drawing/2016/5/11/chartex" xmlns:cx6="http://schemas.microsoft.com/office/drawing/2016/5/12/chartex" xmlns:cx7="http://schemas.microsoft.com/office/drawing/2016/5/13/chartex" xmlns:cx8="http://schemas.microsoft.com/office/drawing/2016/5/14/chartex" xmlns:mc="http://schemas.openxmlformats.org/markup-compatibility/2006" xmlns:aink="http://schemas.microsoft.com/office/drawing/2016/ink" xmlns:am3d="http://schemas.microsoft.com/office/drawing/2017/model3d" xmlns:o="urn:schemas-microsoft-com:office:office" xmlns:oel="http://schemas.microsoft.com/office/2019/extlst" xmlns:r="http://schemas.openxmlformats.org/officeDocument/2006/relationships" xmlns:m="http://schemas.openxmlformats.org/officeDocument/2006/math" xmlns:v="urn:schemas-microsoft-com:vml" xmlns:wp14="http://schemas.microsoft.com/office/word/2010/wordprocessingDrawing" xmlns:wp="http://schemas.openxmlformats.org/drawingml/2006/wordprocessingDrawing" xmlns:w10="urn:schemas-microsoft-com:office:word" xmlns:w="http://schemas.openxmlformats.org/wordprocessingml/2006/main" xmlns:w14="http://schemas.microsoft.com/office/word/2010/wordml" xmlns:w15="http://schemas.microsoft.com/office/word/2012/wordml" xmlns:w16cex="http://schemas.microsoft.com/office/word/2018/wordml/cex" xmlns:w16cid="http://schemas.microsoft.com/office/word/2016/wordml/cid" xmlns:w16="http://schemas.microsoft.com/office/word/2018/wordml" xmlns:w16du="http://schemas.microsoft.com/office/word/2023/wordml/word16du" xmlns:w16sdtdh="http://schemas.microsoft.com/office/word/2020/wordml/sdtdatahash" xmlns:w16sdtfl="http://schemas.microsoft.com/office/word/2024/wordml/sdtformatlock" xmlns:w16se="http://schemas.microsoft.com/office/word/2015/wordml/symex" xmlns:wpg="http://schemas.microsoft.com/office/word/2010/wordprocessingGroup" xmlns:wpi="http://schemas.microsoft.com/office/word/2010/wordprocessingInk" xmlns:wne="http://schemas.microsoft.com/office/word/2006/wordml" xmlns:wps="http://schemas.microsoft.com/office/word/2010/wordprocessingShape" mc:Ignorable="w14 w15 w16se w16cid w16 w16cex w16sdtdh w16sdtfl w16du wp14">
+  <w:p>
+    <w:pPr>
+      <w:pStyle w:val="Footer"/>
+      <w:framePr w:wrap="around" w:vAnchor="text" w:hAnchor="margin" w:xAlign="center" w:y="1"/>
+      <w:rPr>
+        <w:rStyle w:val="PageNumber"/>
+      </w:rPr>
+    </w:pPr>
+    <w:r>
+      <w:rPr>
+        <w:rStyle w:val="PageNumber"/>
+      </w:rPr>
+      <w:fldChar w:fldCharType="begin"/>
+    </w:r>
+    <w:r>
+      <w:rPr>
+        <w:rStyle w:val="PageNumber"/>
+      </w:rPr>
+      <w:instrText xml:space="preserve"> PAGE </w:instrText>
+    </w:r>
+    <w:r>
+      <w:rPr>
+        <w:rStyle w:val="PageNumber"/>
+      </w:rPr>
+      <w:fldChar w:fldCharType="separate"/>
+    </w:r>
+    <w:r>
+      <w:rPr>
+        <w:rStyle w:val="PageNumber"/>
+        <w:noProof/>
+      </w:rPr>
+      <w:t>19</w:t>
+    </w:r>
+    <w:r>
+      <w:rPr>
+        <w:rStyle w:val="PageNumber"/>
+      </w:rPr>
+      <w:fldChar w:fldCharType="end"/>
+    </w:r>
+  </w:p>
+  <w:p>
+    <w:pPr>
       <w:spacing w:before="5"/>
       <w:rPr>
         <w:sz w:val="20"/>
@@ -19338,7 +19394,7 @@
       <mc:AlternateContent>
         <mc:Choice Requires="wps">
           <w:drawing>
-            <wp:anchor distT="0" distB="5080" distL="0" distR="10160" simplePos="0" relativeHeight="251676672" behindDoc="1" locked="0" layoutInCell="0" allowOverlap="1" wp14:anchorId="1D88E69E" wp14:editId="2803FE3C">
+            <wp:anchor distT="0" distB="5080" distL="0" distR="10160" simplePos="0" relativeHeight="251676672" behindDoc="1" locked="0" layoutInCell="0" allowOverlap="1" wp14:anchorId="2FB03234" wp14:editId="1582C717">
               <wp:simplePos x="0" y="0"/>
               <wp:positionH relativeFrom="page">
                 <wp:posOffset>3601085</wp:posOffset>
@@ -19520,7 +19576,7 @@
 </w:ftr>
 </file>
 
-<file path=word/footer5.xml><?xml version="1.0" encoding="utf-8"?>
+<file path=word/footer6.xml><?xml version="1.0" encoding="utf-8"?>
 <w:ftr xmlns:wpc="http://schemas.microsoft.com/office/word/2010/wordprocessingCanvas" xmlns:cx="http://schemas.microsoft.com/office/drawing/2014/chartex" xmlns:cx1="http://schemas.microsoft.com/office/drawing/2015/9/8/chartex" xmlns:cx2="http://schemas.microsoft.com/office/drawing/2015/10/21/chartex" xmlns:cx3="http://schemas.microsoft.com/office/drawing/2016/5/9/chartex" xmlns:cx4="http://schemas.microsoft.com/office/drawing/2016/5/10/chartex" xmlns:cx5="http://schemas.microsoft.com/office/drawing/2016/5/11/chartex" xmlns:cx6="http://schemas.microsoft.com/office/drawing/2016/5/12/chartex" xmlns:cx7="http://schemas.microsoft.com/office/drawing/2016/5/13/chartex" xmlns:cx8="http://schemas.microsoft.com/office/drawing/2016/5/14/chartex" xmlns:mc="http://schemas.openxmlformats.org/markup-compatibility/2006" xmlns:aink="http://schemas.microsoft.com/office/drawing/2016/ink" xmlns:am3d="http://schemas.microsoft.com/office/drawing/2017/model3d" xmlns:o="urn:schemas-microsoft-com:office:office" xmlns:oel="http://schemas.microsoft.com/office/2019/extlst" xmlns:r="http://schemas.openxmlformats.org/officeDocument/2006/relationships" xmlns:m="http://schemas.openxmlformats.org/officeDocument/2006/math" xmlns:v="urn:schemas-microsoft-com:vml" xmlns:wp14="http://schemas.microsoft.com/office/word/2010/wordprocessingDrawing" xmlns:wp="http://schemas.openxmlformats.org/drawingml/2006/wordprocessingDrawing" xmlns:w10="urn:schemas-microsoft-com:office:word" xmlns:w="http://schemas.openxmlformats.org/wordprocessingml/2006/main" xmlns:w14="http://schemas.microsoft.com/office/word/2010/wordml" xmlns:w15="http://schemas.microsoft.com/office/word/2012/wordml" xmlns:w16cex="http://schemas.microsoft.com/office/word/2018/wordml/cex" xmlns:w16cid="http://schemas.microsoft.com/office/word/2016/wordml/cid" xmlns:w16="http://schemas.microsoft.com/office/word/2018/wordml" xmlns:w16du="http://schemas.microsoft.com/office/word/2023/wordml/word16du" xmlns:w16sdtdh="http://schemas.microsoft.com/office/word/2020/wordml/sdtdatahash" xmlns:w16sdtfl="http://schemas.microsoft.com/office/word/2024/wordml/sdtformatlock" xmlns:w16se="http://schemas.microsoft.com/office/word/2015/wordml/symex" xmlns:wpg="http://schemas.microsoft.com/office/word/2010/wordprocessingGroup" xmlns:wpi="http://schemas.microsoft.com/office/word/2010/wordprocessingInk" xmlns:wne="http://schemas.microsoft.com/office/word/2006/wordml" xmlns:wps="http://schemas.microsoft.com/office/word/2010/wordprocessingShape" mc:Ignorable="w14 w15 w16se w16cid w16 w16cex w16sdtdh w16sdtfl w16du wp14">
   <w:p>
     <w:pPr>
@@ -19537,7 +19593,7 @@
       <mc:AlternateContent>
         <mc:Choice Requires="wps">
           <w:drawing>
-            <wp:anchor distT="0" distB="5080" distL="0" distR="10160" simplePos="0" relativeHeight="251677696" behindDoc="1" locked="0" layoutInCell="0" allowOverlap="1" wp14:anchorId="3C3D1E89" wp14:editId="0FC94657">
+            <wp:anchor distT="0" distB="5080" distL="0" distR="10160" simplePos="0" relativeHeight="251677696" behindDoc="1" locked="0" layoutInCell="0" allowOverlap="1" wp14:anchorId="551C7ACC" wp14:editId="409FBBDA">
               <wp:simplePos x="0" y="0"/>
               <wp:positionH relativeFrom="page">
                 <wp:posOffset>3601085</wp:posOffset>
@@ -19742,6 +19798,16 @@
 <w:hdr xmlns:wpc="http://schemas.microsoft.com/office/word/2010/wordprocessingCanvas" xmlns:cx="http://schemas.microsoft.com/office/drawing/2014/chartex" xmlns:cx1="http://schemas.microsoft.com/office/drawing/2015/9/8/chartex" xmlns:cx2="http://schemas.microsoft.com/office/drawing/2015/10/21/chartex" xmlns:cx3="http://schemas.microsoft.com/office/drawing/2016/5/9/chartex" xmlns:cx4="http://schemas.microsoft.com/office/drawing/2016/5/10/chartex" xmlns:cx5="http://schemas.microsoft.com/office/drawing/2016/5/11/chartex" xmlns:cx6="http://schemas.microsoft.com/office/drawing/2016/5/12/chartex" xmlns:cx7="http://schemas.microsoft.com/office/drawing/2016/5/13/chartex" xmlns:cx8="http://schemas.microsoft.com/office/drawing/2016/5/14/chartex" xmlns:mc="http://schemas.openxmlformats.org/markup-compatibility/2006" xmlns:aink="http://schemas.microsoft.com/office/drawing/2016/ink" xmlns:am3d="http://schemas.microsoft.com/office/drawing/2017/model3d" xmlns:o="urn:schemas-microsoft-com:office:office" xmlns:oel="http://schemas.microsoft.com/office/2019/extlst" xmlns:r="http://schemas.openxmlformats.org/officeDocument/2006/relationships" xmlns:m="http://schemas.openxmlformats.org/officeDocument/2006/math" xmlns:v="urn:schemas-microsoft-com:vml" xmlns:wp14="http://schemas.microsoft.com/office/word/2010/wordprocessingDrawing" xmlns:wp="http://schemas.openxmlformats.org/drawingml/2006/wordprocessingDrawing" xmlns:w10="urn:schemas-microsoft-com:office:word" xmlns:w="http://schemas.openxmlformats.org/wordprocessingml/2006/main" xmlns:w14="http://schemas.microsoft.com/office/word/2010/wordml" xmlns:w15="http://schemas.microsoft.com/office/word/2012/wordml" xmlns:w16cex="http://schemas.microsoft.com/office/word/2018/wordml/cex" xmlns:w16cid="http://schemas.microsoft.com/office/word/2016/wordml/cid" xmlns:w16="http://schemas.microsoft.com/office/word/2018/wordml" xmlns:w16du="http://schemas.microsoft.com/office/word/2023/wordml/word16du" xmlns:w16sdtdh="http://schemas.microsoft.com/office/word/2020/wordml/sdtdatahash" xmlns:w16sdtfl="http://schemas.microsoft.com/office/word/2024/wordml/sdtformatlock" xmlns:w16se="http://schemas.microsoft.com/office/word/2015/wordml/symex" xmlns:wpg="http://schemas.microsoft.com/office/word/2010/wordprocessingGroup" xmlns:wpi="http://schemas.microsoft.com/office/word/2010/wordprocessingInk" xmlns:wne="http://schemas.microsoft.com/office/word/2006/wordml" xmlns:wps="http://schemas.microsoft.com/office/word/2010/wordprocessingShape" mc:Ignorable="w14 w15 w16se w16cid w16 w16cex w16sdtdh w16sdtfl w16du wp14">
   <w:p>
     <w:pPr>
+      <w:pStyle w:val="Header"/>
+    </w:pPr>
+  </w:p>
+</w:hdr>
+</file>
+
+<file path=word/header2.xml><?xml version="1.0" encoding="utf-8"?>
+<w:hdr xmlns:wpc="http://schemas.microsoft.com/office/word/2010/wordprocessingCanvas" xmlns:cx="http://schemas.microsoft.com/office/drawing/2014/chartex" xmlns:cx1="http://schemas.microsoft.com/office/drawing/2015/9/8/chartex" xmlns:cx2="http://schemas.microsoft.com/office/drawing/2015/10/21/chartex" xmlns:cx3="http://schemas.microsoft.com/office/drawing/2016/5/9/chartex" xmlns:cx4="http://schemas.microsoft.com/office/drawing/2016/5/10/chartex" xmlns:cx5="http://schemas.microsoft.com/office/drawing/2016/5/11/chartex" xmlns:cx6="http://schemas.microsoft.com/office/drawing/2016/5/12/chartex" xmlns:cx7="http://schemas.microsoft.com/office/drawing/2016/5/13/chartex" xmlns:cx8="http://schemas.microsoft.com/office/drawing/2016/5/14/chartex" xmlns:mc="http://schemas.openxmlformats.org/markup-compatibility/2006" xmlns:aink="http://schemas.microsoft.com/office/drawing/2016/ink" xmlns:am3d="http://schemas.microsoft.com/office/drawing/2017/model3d" xmlns:o="urn:schemas-microsoft-com:office:office" xmlns:oel="http://schemas.microsoft.com/office/2019/extlst" xmlns:r="http://schemas.openxmlformats.org/officeDocument/2006/relationships" xmlns:m="http://schemas.openxmlformats.org/officeDocument/2006/math" xmlns:v="urn:schemas-microsoft-com:vml" xmlns:wp14="http://schemas.microsoft.com/office/word/2010/wordprocessingDrawing" xmlns:wp="http://schemas.openxmlformats.org/drawingml/2006/wordprocessingDrawing" xmlns:w10="urn:schemas-microsoft-com:office:word" xmlns:w="http://schemas.openxmlformats.org/wordprocessingml/2006/main" xmlns:w14="http://schemas.microsoft.com/office/word/2010/wordml" xmlns:w15="http://schemas.microsoft.com/office/word/2012/wordml" xmlns:w16cex="http://schemas.microsoft.com/office/word/2018/wordml/cex" xmlns:w16cid="http://schemas.microsoft.com/office/word/2016/wordml/cid" xmlns:w16="http://schemas.microsoft.com/office/word/2018/wordml" xmlns:w16du="http://schemas.microsoft.com/office/word/2023/wordml/word16du" xmlns:w16sdtdh="http://schemas.microsoft.com/office/word/2020/wordml/sdtdatahash" xmlns:w16sdtfl="http://schemas.microsoft.com/office/word/2024/wordml/sdtformatlock" xmlns:w16se="http://schemas.microsoft.com/office/word/2015/wordml/symex" xmlns:wpg="http://schemas.microsoft.com/office/word/2010/wordprocessingGroup" xmlns:wpi="http://schemas.microsoft.com/office/word/2010/wordprocessingInk" xmlns:wne="http://schemas.microsoft.com/office/word/2006/wordml" xmlns:wps="http://schemas.microsoft.com/office/word/2010/wordprocessingShape" mc:Ignorable="w14 w15 w16se w16cid w16 w16cex w16sdtdh w16sdtfl w16du wp14">
+  <w:p>
+    <w:pPr>
       <w:jc w:val="center"/>
     </w:pPr>
     <w:r>
@@ -19751,7 +19817,7 @@
       <mc:AlternateContent>
         <mc:Choice Requires="wps">
           <w:drawing>
-            <wp:anchor distT="0" distB="0" distL="0" distR="0" simplePos="0" relativeHeight="251679744" behindDoc="0" locked="0" layoutInCell="0" allowOverlap="1" wp14:anchorId="7B299499" wp14:editId="0536AC9E">
+            <wp:anchor distT="0" distB="0" distL="0" distR="0" simplePos="0" relativeHeight="251679744" behindDoc="0" locked="0" layoutInCell="0" allowOverlap="1" wp14:anchorId="52705A19" wp14:editId="3B3D5EDA">
               <wp:simplePos x="0" y="0"/>
               <wp:positionH relativeFrom="page">
                 <wp:posOffset>2043113</wp:posOffset>
@@ -19834,7 +19900,7 @@
         </mc:Choice>
         <mc:Fallback>
           <w:pict>
-            <v:rect w14:anchorId="7B299499" id="docshape111" o:spid="_x0000_s1030" style="position:absolute;left:0;text-align:left;margin-left:160.9pt;margin-top:416pt;width:849.3pt;height:17.3pt;rotation:-90;z-index:251679744;visibility:visible;mso-wrap-style:square;mso-width-percent:1000;mso-height-percent:0;mso-wrap-distance-left:0;mso-wrap-distance-top:0;mso-wrap-distance-right:0;mso-wrap-distance-bottom:0;mso-position-horizontal:absolute;mso-position-horizontal-relative:page;mso-position-vertical:absolute;mso-position-vertical-relative:page;mso-width-percent:1000;mso-height-percent:0;mso-width-relative:page;mso-height-relative:margin;v-text-anchor:middle" o:gfxdata="UEsDBBQABgAIAAAAIQC2gziS/gAAAOEBAAATAAAAW0NvbnRlbnRfVHlwZXNdLnhtbJSRQU7DMBBF&#13;&#10;90jcwfIWJU67QAgl6YK0S0CoHGBkTxKLZGx5TGhvj5O2G0SRWNoz/78nu9wcxkFMGNg6quQqL6RA&#13;&#10;0s5Y6ir5vt9lD1JwBDIwOMJKHpHlpr69KfdHjyxSmriSfYz+USnWPY7AufNIadK6MEJMx9ApD/oD&#13;&#10;OlTrorhX2lFEilmcO2RdNtjC5xDF9pCuTyYBB5bi6bQ4syoJ3g9WQ0ymaiLzg5KdCXlKLjvcW893&#13;&#10;SUOqXwnz5DrgnHtJTxOsQfEKIT7DmDSUCaxw7Rqn8787ZsmRM9e2VmPeBN4uqYvTtW7jvijg9N/y&#13;&#10;JsXecLq0q+WD6m8AAAD//wMAUEsDBBQABgAIAAAAIQA4/SH/1gAAAJQBAAALAAAAX3JlbHMvLnJl&#13;&#10;bHOkkMFqwzAMhu+DvYPRfXGawxijTi+j0GvpHsDYimMaW0Yy2fr2M4PBMnrbUb/Q94l/f/hMi1qR&#13;&#10;JVI2sOt6UJgd+ZiDgffL8ekFlFSbvV0oo4EbChzGx4f9GRdb25HMsYhqlCwG5lrLq9biZkxWOiqY&#13;&#10;22YiTra2kYMu1l1tQD30/bPm3wwYN0x18gb45AdQl1tp5j/sFB2T0FQ7R0nTNEV3j6o9feQzro1i&#13;&#10;OWA14Fm+Q8a1a8+Bvu/d/dMb2JY5uiPbhG/ktn4cqGU/er3pcvwCAAD//wMAUEsDBBQABgAIAAAA&#13;&#10;IQDSnYrx+gEAAFMEAAAOAAAAZHJzL2Uyb0RvYy54bWysVMGO0zAQvSPxD5bvNE0F2W3UdAW7WoSE&#13;&#10;YMXCB7iO3VhybDN2m/TvGU/S7gKnRfRgjeN5b+Y9j7u5GXvLjgqi8a7h5WLJmXLSt8btG/7j+/2b&#13;&#10;a85iEq4V1jvV8JOK/Gb7+tVmCLVa+c7bVgFDEhfrITS8SynURRFlp3oRFz4oh4faQy8SbmFftCAG&#13;&#10;ZO9tsVouq2Lw0AbwUsWIX++mQ74lfq2VTF+1jiox23DsLdEKtO7yWmw3ot6DCJ2RcxviH7rohXFY&#13;&#10;9EJ1J5JgBzB/UfVGgo9ep4X0feG1NlKRBlRTLv9Q89iJoEgLmhPDxab4/2jll+NjeAC0YQixjhhm&#13;&#10;FaOGnoFHt8oKXcYficN22UjenS7eqTExiR/L5dV1VV6tOZN4uCrXFYKQtpjYMmuAmD4q37McNBzw&#13;&#10;cohWHD/HNKWeU3J69Na098Za2sB+d2uBHQVeZFW+fbf+MLP/lmYdG3JrGeJ8Bk+81mEnTwopSier&#13;&#10;cp5135RmpiVlVEvOxaY5wUHGyTlPC+ohQE7UyP9C7AzJaEXj+UL8BUT1vUsXfG+cB/LkmbocpnE3&#13;&#10;zve78+3pAdiA897w+PMgQHFmPzkcqPw4zgGcg905EE52Hu2QCTibNreJ7CHDwvtDQrfpEnPJqc5s&#13;&#10;OU4ujcH8yvLTeL6nrKf/gu0vAAAA//8DAFBLAwQUAAYACAAAACEAKmc9iOMAAAAQAQAADwAAAGRy&#13;&#10;cy9kb3ducmV2LnhtbEyPQU/DMAyF70j8h8hIXBBLC6PquqbTxAaHcWIbnNMmtBWNUzVeV/493gku&#13;&#10;lp+e/Py+fDW5Tox2CK1HBfEsAmGx8qbFWsHx8HKfggik0ejOo1XwYwOsiuurXGfGn/HdjnuqBYdg&#13;&#10;yLSChqjPpAxVY50OM99bZO/LD04Ty6GWZtBnDnedfIiiRDrdIn9odG+fG1t9709OAZX4gZ9Hcyjn&#13;&#10;m7vt6/i2WG93pNTtzbRZ8lgvQZCd6O8CLgzcHwouVvoTmiA61vHTIwOQAua6+HGazkGUvCWLNAFZ&#13;&#10;5PI/SPELAAD//wMAUEsBAi0AFAAGAAgAAAAhALaDOJL+AAAA4QEAABMAAAAAAAAAAAAAAAAAAAAA&#13;&#10;AFtDb250ZW50X1R5cGVzXS54bWxQSwECLQAUAAYACAAAACEAOP0h/9YAAACUAQAACwAAAAAAAAAA&#13;&#10;AAAAAAAvAQAAX3JlbHMvLnJlbHNQSwECLQAUAAYACAAAACEA0p2K8foBAABTBAAADgAAAAAAAAAA&#13;&#10;AAAAAAAuAgAAZHJzL2Uyb0RvYy54bWxQSwECLQAUAAYACAAAACEAKmc9iOMAAAAQAQAADwAAAAAA&#13;&#10;AAAAAAAAAABUBAAAZHJzL2Rvd25yZXYueG1sUEsFBgAAAAAEAAQA8wAAAGQFAAAAAA==&#13;&#10;" o:allowincell="f" fillcolor="#61459b" stroked="f" strokeweight="0">
+            <v:rect w14:anchorId="52705A19" id="docshape111" o:spid="_x0000_s1030" style="position:absolute;left:0;text-align:left;margin-left:160.9pt;margin-top:416pt;width:849.3pt;height:17.3pt;rotation:-90;z-index:251679744;visibility:visible;mso-wrap-style:square;mso-width-percent:1000;mso-height-percent:0;mso-wrap-distance-left:0;mso-wrap-distance-top:0;mso-wrap-distance-right:0;mso-wrap-distance-bottom:0;mso-position-horizontal:absolute;mso-position-horizontal-relative:page;mso-position-vertical:absolute;mso-position-vertical-relative:page;mso-width-percent:1000;mso-height-percent:0;mso-width-relative:page;mso-height-relative:margin;v-text-anchor:middle" o:gfxdata="UEsDBBQABgAIAAAAIQC2gziS/gAAAOEBAAATAAAAW0NvbnRlbnRfVHlwZXNdLnhtbJSRQU7DMBBF&#10;90jcwfIWJU67QAgl6YK0S0CoHGBkTxKLZGx5TGhvj5O2G0SRWNoz/78nu9wcxkFMGNg6quQqL6RA&#10;0s5Y6ir5vt9lD1JwBDIwOMJKHpHlpr69KfdHjyxSmriSfYz+USnWPY7AufNIadK6MEJMx9ApD/oD&#10;OlTrorhX2lFEilmcO2RdNtjC5xDF9pCuTyYBB5bi6bQ4syoJ3g9WQ0ymaiLzg5KdCXlKLjvcW893&#10;SUOqXwnz5DrgnHtJTxOsQfEKIT7DmDSUCaxw7Rqn8787ZsmRM9e2VmPeBN4uqYvTtW7jvijg9N/y&#10;JsXecLq0q+WD6m8AAAD//wMAUEsDBBQABgAIAAAAIQA4/SH/1gAAAJQBAAALAAAAX3JlbHMvLnJl&#10;bHOkkMFqwzAMhu+DvYPRfXGawxijTi+j0GvpHsDYimMaW0Yy2fr2M4PBMnrbUb/Q94l/f/hMi1qR&#10;JVI2sOt6UJgd+ZiDgffL8ekFlFSbvV0oo4EbChzGx4f9GRdb25HMsYhqlCwG5lrLq9biZkxWOiqY&#10;22YiTra2kYMu1l1tQD30/bPm3wwYN0x18gb45AdQl1tp5j/sFB2T0FQ7R0nTNEV3j6o9feQzro1i&#10;OWA14Fm+Q8a1a8+Bvu/d/dMb2JY5uiPbhG/ktn4cqGU/er3pcvwCAAD//wMAUEsDBBQABgAIAAAA&#10;IQDSnYrx+gEAAFMEAAAOAAAAZHJzL2Uyb0RvYy54bWysVMGO0zAQvSPxD5bvNE0F2W3UdAW7WoSE&#10;YMXCB7iO3VhybDN2m/TvGU/S7gKnRfRgjeN5b+Y9j7u5GXvLjgqi8a7h5WLJmXLSt8btG/7j+/2b&#10;a85iEq4V1jvV8JOK/Gb7+tVmCLVa+c7bVgFDEhfrITS8SynURRFlp3oRFz4oh4faQy8SbmFftCAG&#10;ZO9tsVouq2Lw0AbwUsWIX++mQ74lfq2VTF+1jiox23DsLdEKtO7yWmw3ot6DCJ2RcxviH7rohXFY&#10;9EJ1J5JgBzB/UfVGgo9ep4X0feG1NlKRBlRTLv9Q89iJoEgLmhPDxab4/2jll+NjeAC0YQixjhhm&#10;FaOGnoFHt8oKXcYficN22UjenS7eqTExiR/L5dV1VV6tOZN4uCrXFYKQtpjYMmuAmD4q37McNBzw&#10;cohWHD/HNKWeU3J69Na098Za2sB+d2uBHQVeZFW+fbf+MLP/lmYdG3JrGeJ8Bk+81mEnTwopSier&#10;cp5135RmpiVlVEvOxaY5wUHGyTlPC+ohQE7UyP9C7AzJaEXj+UL8BUT1vUsXfG+cB/LkmbocpnE3&#10;zve78+3pAdiA897w+PMgQHFmPzkcqPw4zgGcg905EE52Hu2QCTibNreJ7CHDwvtDQrfpEnPJqc5s&#10;OU4ujcH8yvLTeL6nrKf/gu0vAAAA//8DAFBLAwQUAAYACAAAACEAWN4ypN8AAAALAQAADwAAAGRy&#10;cy9kb3ducmV2LnhtbEyPzU7DMBCE70i8g7VIXBB1AiVKQ5yqgsKhnOjf2YlNEhGvo3ibhrdne4Lb&#10;jmY0+02+nFwnRjuE1qOCeBaBsFh502KtYL97u09BBNJodOfRKvixAZbF9VWuM+PP+GnHLdWCSzBk&#10;WkFD1GdShqqxToeZ7y2y9+UHp4nlUEsz6DOXu04+RFEinW6RPzS6ty+Nrb63J6eASjzgcW925fz1&#10;bv0+fixW6w0pdXszrZ5BkJ3oLwwXfEaHgplKf0ITRMc6fnpkdlLAky5+nKZzECVfySJNQBa5/L+h&#10;+AUAAP//AwBQSwECLQAUAAYACAAAACEAtoM4kv4AAADhAQAAEwAAAAAAAAAAAAAAAAAAAAAAW0Nv&#10;bnRlbnRfVHlwZXNdLnhtbFBLAQItABQABgAIAAAAIQA4/SH/1gAAAJQBAAALAAAAAAAAAAAAAAAA&#10;AC8BAABfcmVscy8ucmVsc1BLAQItABQABgAIAAAAIQDSnYrx+gEAAFMEAAAOAAAAAAAAAAAAAAAA&#10;AC4CAABkcnMvZTJvRG9jLnhtbFBLAQItABQABgAIAAAAIQBY3jKk3wAAAAsBAAAPAAAAAAAAAAAA&#10;AAAAAFQEAABkcnMvZG93bnJldi54bWxQSwUGAAAAAAQABADzAAAAYAUAAAAA&#10;" o:allowincell="f" fillcolor="#61459b" stroked="f" strokeweight="0">
               <v:textbox style="mso-fit-shape-to-text:t" inset="0,0,0,0">
                 <w:txbxContent>
                   <w:p>
@@ -19882,10 +19948,36 @@
       <w:fldChar w:fldCharType="end"/>
     </w:r>
   </w:p>
+  <w:p>
+    <w:pPr>
+      <w:jc w:val="center"/>
+      <w:rPr>
+        <w:sz w:val="20"/>
+        <w:szCs w:val="20"/>
+      </w:rPr>
+    </w:pPr>
+    <w:r>
+      <w:rPr>
+        <w:sz w:val="20"/>
+        <w:szCs w:val="20"/>
+      </w:rPr>
+      <w:t>Second Edition</w:t>
+    </w:r>
+  </w:p>
 </w:hdr>
 </file>
 
-<file path=word/header2.xml><?xml version="1.0" encoding="utf-8"?>
+<file path=word/header3.xml><?xml version="1.0" encoding="utf-8"?>
+<w:hdr xmlns:wpc="http://schemas.microsoft.com/office/word/2010/wordprocessingCanvas" xmlns:cx="http://schemas.microsoft.com/office/drawing/2014/chartex" xmlns:cx1="http://schemas.microsoft.com/office/drawing/2015/9/8/chartex" xmlns:cx2="http://schemas.microsoft.com/office/drawing/2015/10/21/chartex" xmlns:cx3="http://schemas.microsoft.com/office/drawing/2016/5/9/chartex" xmlns:cx4="http://schemas.microsoft.com/office/drawing/2016/5/10/chartex" xmlns:cx5="http://schemas.microsoft.com/office/drawing/2016/5/11/chartex" xmlns:cx6="http://schemas.microsoft.com/office/drawing/2016/5/12/chartex" xmlns:cx7="http://schemas.microsoft.com/office/drawing/2016/5/13/chartex" xmlns:cx8="http://schemas.microsoft.com/office/drawing/2016/5/14/chartex" xmlns:mc="http://schemas.openxmlformats.org/markup-compatibility/2006" xmlns:aink="http://schemas.microsoft.com/office/drawing/2016/ink" xmlns:am3d="http://schemas.microsoft.com/office/drawing/2017/model3d" xmlns:o="urn:schemas-microsoft-com:office:office" xmlns:oel="http://schemas.microsoft.com/office/2019/extlst" xmlns:r="http://schemas.openxmlformats.org/officeDocument/2006/relationships" xmlns:m="http://schemas.openxmlformats.org/officeDocument/2006/math" xmlns:v="urn:schemas-microsoft-com:vml" xmlns:wp14="http://schemas.microsoft.com/office/word/2010/wordprocessingDrawing" xmlns:wp="http://schemas.openxmlformats.org/drawingml/2006/wordprocessingDrawing" xmlns:w10="urn:schemas-microsoft-com:office:word" xmlns:w="http://schemas.openxmlformats.org/wordprocessingml/2006/main" xmlns:w14="http://schemas.microsoft.com/office/word/2010/wordml" xmlns:w15="http://schemas.microsoft.com/office/word/2012/wordml" xmlns:w16cex="http://schemas.microsoft.com/office/word/2018/wordml/cex" xmlns:w16cid="http://schemas.microsoft.com/office/word/2016/wordml/cid" xmlns:w16="http://schemas.microsoft.com/office/word/2018/wordml" xmlns:w16du="http://schemas.microsoft.com/office/word/2023/wordml/word16du" xmlns:w16sdtdh="http://schemas.microsoft.com/office/word/2020/wordml/sdtdatahash" xmlns:w16sdtfl="http://schemas.microsoft.com/office/word/2024/wordml/sdtformatlock" xmlns:w16se="http://schemas.microsoft.com/office/word/2015/wordml/symex" xmlns:wpg="http://schemas.microsoft.com/office/word/2010/wordprocessingGroup" xmlns:wpi="http://schemas.microsoft.com/office/word/2010/wordprocessingInk" xmlns:wne="http://schemas.microsoft.com/office/word/2006/wordml" xmlns:wps="http://schemas.microsoft.com/office/word/2010/wordprocessingShape" mc:Ignorable="w14 w15 w16se w16cid w16 w16cex w16sdtdh w16sdtfl w16du wp14">
+  <w:p>
+    <w:pPr>
+      <w:pStyle w:val="Header"/>
+    </w:pPr>
+  </w:p>
+</w:hdr>
+</file>
+
+<file path=word/header4.xml><?xml version="1.0" encoding="utf-8"?>
 <w:hdr xmlns:wpc="http://schemas.microsoft.com/office/word/2010/wordprocessingCanvas" xmlns:cx="http://schemas.microsoft.com/office/drawing/2014/chartex" xmlns:cx1="http://schemas.microsoft.com/office/drawing/2015/9/8/chartex" xmlns:cx2="http://schemas.microsoft.com/office/drawing/2015/10/21/chartex" xmlns:cx3="http://schemas.microsoft.com/office/drawing/2016/5/9/chartex" xmlns:cx4="http://schemas.microsoft.com/office/drawing/2016/5/10/chartex" xmlns:cx5="http://schemas.microsoft.com/office/drawing/2016/5/11/chartex" xmlns:cx6="http://schemas.microsoft.com/office/drawing/2016/5/12/chartex" xmlns:cx7="http://schemas.microsoft.com/office/drawing/2016/5/13/chartex" xmlns:cx8="http://schemas.microsoft.com/office/drawing/2016/5/14/chartex" xmlns:mc="http://schemas.openxmlformats.org/markup-compatibility/2006" xmlns:aink="http://schemas.microsoft.com/office/drawing/2016/ink" xmlns:am3d="http://schemas.microsoft.com/office/drawing/2017/model3d" xmlns:o="urn:schemas-microsoft-com:office:office" xmlns:oel="http://schemas.microsoft.com/office/2019/extlst" xmlns:r="http://schemas.openxmlformats.org/officeDocument/2006/relationships" xmlns:m="http://schemas.openxmlformats.org/officeDocument/2006/math" xmlns:v="urn:schemas-microsoft-com:vml" xmlns:wp14="http://schemas.microsoft.com/office/word/2010/wordprocessingDrawing" xmlns:wp="http://schemas.openxmlformats.org/drawingml/2006/wordprocessingDrawing" xmlns:w10="urn:schemas-microsoft-com:office:word" xmlns:w="http://schemas.openxmlformats.org/wordprocessingml/2006/main" xmlns:w14="http://schemas.microsoft.com/office/word/2010/wordml" xmlns:w15="http://schemas.microsoft.com/office/word/2012/wordml" xmlns:w16cex="http://schemas.microsoft.com/office/word/2018/wordml/cex" xmlns:w16cid="http://schemas.microsoft.com/office/word/2016/wordml/cid" xmlns:w16="http://schemas.microsoft.com/office/word/2018/wordml" xmlns:w16du="http://schemas.microsoft.com/office/word/2023/wordml/word16du" xmlns:w16sdtdh="http://schemas.microsoft.com/office/word/2020/wordml/sdtdatahash" xmlns:w16sdtfl="http://schemas.microsoft.com/office/word/2024/wordml/sdtformatlock" xmlns:w16se="http://schemas.microsoft.com/office/word/2015/wordml/symex" xmlns:wpg="http://schemas.microsoft.com/office/word/2010/wordprocessingGroup" xmlns:wpi="http://schemas.microsoft.com/office/word/2010/wordprocessingInk" xmlns:wne="http://schemas.microsoft.com/office/word/2006/wordml" xmlns:wps="http://schemas.microsoft.com/office/word/2010/wordprocessingShape" mc:Ignorable="w14 w15 w16se w16cid w16 w16cex w16sdtdh w16sdtfl w16du wp14">
   <w:p>
     <w:pPr>
@@ -19896,7 +19988,7 @@
 </w:hdr>
 </file>
 
-<file path=word/header3.xml><?xml version="1.0" encoding="utf-8"?>
+<file path=word/header5.xml><?xml version="1.0" encoding="utf-8"?>
 <w:hdr xmlns:wpc="http://schemas.microsoft.com/office/word/2010/wordprocessingCanvas" xmlns:cx="http://schemas.microsoft.com/office/drawing/2014/chartex" xmlns:cx1="http://schemas.microsoft.com/office/drawing/2015/9/8/chartex" xmlns:cx2="http://schemas.microsoft.com/office/drawing/2015/10/21/chartex" xmlns:cx3="http://schemas.microsoft.com/office/drawing/2016/5/9/chartex" xmlns:cx4="http://schemas.microsoft.com/office/drawing/2016/5/10/chartex" xmlns:cx5="http://schemas.microsoft.com/office/drawing/2016/5/11/chartex" xmlns:cx6="http://schemas.microsoft.com/office/drawing/2016/5/12/chartex" xmlns:cx7="http://schemas.microsoft.com/office/drawing/2016/5/13/chartex" xmlns:cx8="http://schemas.microsoft.com/office/drawing/2016/5/14/chartex" xmlns:mc="http://schemas.openxmlformats.org/markup-compatibility/2006" xmlns:aink="http://schemas.microsoft.com/office/drawing/2016/ink" xmlns:am3d="http://schemas.microsoft.com/office/drawing/2017/model3d" xmlns:o="urn:schemas-microsoft-com:office:office" xmlns:oel="http://schemas.microsoft.com/office/2019/extlst" xmlns:r="http://schemas.openxmlformats.org/officeDocument/2006/relationships" xmlns:m="http://schemas.openxmlformats.org/officeDocument/2006/math" xmlns:v="urn:schemas-microsoft-com:vml" xmlns:wp14="http://schemas.microsoft.com/office/word/2010/wordprocessingDrawing" xmlns:wp="http://schemas.openxmlformats.org/drawingml/2006/wordprocessingDrawing" xmlns:w10="urn:schemas-microsoft-com:office:word" xmlns:w="http://schemas.openxmlformats.org/wordprocessingml/2006/main" xmlns:w14="http://schemas.microsoft.com/office/word/2010/wordml" xmlns:w15="http://schemas.microsoft.com/office/word/2012/wordml" xmlns:w16cex="http://schemas.microsoft.com/office/word/2018/wordml/cex" xmlns:w16cid="http://schemas.microsoft.com/office/word/2016/wordml/cid" xmlns:w16="http://schemas.microsoft.com/office/word/2018/wordml" xmlns:w16du="http://schemas.microsoft.com/office/word/2023/wordml/word16du" xmlns:w16sdtdh="http://schemas.microsoft.com/office/word/2020/wordml/sdtdatahash" xmlns:w16sdtfl="http://schemas.microsoft.com/office/word/2024/wordml/sdtformatlock" xmlns:w16se="http://schemas.microsoft.com/office/word/2015/wordml/symex" xmlns:wpg="http://schemas.microsoft.com/office/word/2010/wordprocessingGroup" xmlns:wpi="http://schemas.microsoft.com/office/word/2010/wordprocessingInk" xmlns:wne="http://schemas.microsoft.com/office/word/2006/wordml" xmlns:wps="http://schemas.microsoft.com/office/word/2010/wordprocessingShape" mc:Ignorable="w14 w15 w16se w16cid w16 w16cex w16sdtdh w16sdtfl w16du wp14">
   <w:p>
     <w:pPr>
@@ -19921,7 +20013,7 @@
 </w:hdr>
 </file>
 
-<file path=word/header4.xml><?xml version="1.0" encoding="utf-8"?>
+<file path=word/header6.xml><?xml version="1.0" encoding="utf-8"?>
 <w:hdr xmlns:wpc="http://schemas.microsoft.com/office/word/2010/wordprocessingCanvas" xmlns:cx="http://schemas.microsoft.com/office/drawing/2014/chartex" xmlns:cx1="http://schemas.microsoft.com/office/drawing/2015/9/8/chartex" xmlns:cx2="http://schemas.microsoft.com/office/drawing/2015/10/21/chartex" xmlns:cx3="http://schemas.microsoft.com/office/drawing/2016/5/9/chartex" xmlns:cx4="http://schemas.microsoft.com/office/drawing/2016/5/10/chartex" xmlns:cx5="http://schemas.microsoft.com/office/drawing/2016/5/11/chartex" xmlns:cx6="http://schemas.microsoft.com/office/drawing/2016/5/12/chartex" xmlns:cx7="http://schemas.microsoft.com/office/drawing/2016/5/13/chartex" xmlns:cx8="http://schemas.microsoft.com/office/drawing/2016/5/14/chartex" xmlns:mc="http://schemas.openxmlformats.org/markup-compatibility/2006" xmlns:aink="http://schemas.microsoft.com/office/drawing/2016/ink" xmlns:am3d="http://schemas.microsoft.com/office/drawing/2017/model3d" xmlns:o="urn:schemas-microsoft-com:office:office" xmlns:oel="http://schemas.microsoft.com/office/2019/extlst" xmlns:r="http://schemas.openxmlformats.org/officeDocument/2006/relationships" xmlns:m="http://schemas.openxmlformats.org/officeDocument/2006/math" xmlns:v="urn:schemas-microsoft-com:vml" xmlns:wp14="http://schemas.microsoft.com/office/word/2010/wordprocessingDrawing" xmlns:wp="http://schemas.openxmlformats.org/drawingml/2006/wordprocessingDrawing" xmlns:w10="urn:schemas-microsoft-com:office:word" xmlns:w="http://schemas.openxmlformats.org/wordprocessingml/2006/main" xmlns:w14="http://schemas.microsoft.com/office/word/2010/wordml" xmlns:w15="http://schemas.microsoft.com/office/word/2012/wordml" xmlns:w16cex="http://schemas.microsoft.com/office/word/2018/wordml/cex" xmlns:w16cid="http://schemas.microsoft.com/office/word/2016/wordml/cid" xmlns:w16="http://schemas.microsoft.com/office/word/2018/wordml" xmlns:w16du="http://schemas.microsoft.com/office/word/2023/wordml/word16du" xmlns:w16sdtdh="http://schemas.microsoft.com/office/word/2020/wordml/sdtdatahash" xmlns:w16sdtfl="http://schemas.microsoft.com/office/word/2024/wordml/sdtformatlock" xmlns:w16se="http://schemas.microsoft.com/office/word/2015/wordml/symex" xmlns:wpg="http://schemas.microsoft.com/office/word/2010/wordprocessingGroup" xmlns:wpi="http://schemas.microsoft.com/office/word/2010/wordprocessingInk" xmlns:wne="http://schemas.microsoft.com/office/word/2006/wordml" xmlns:wps="http://schemas.microsoft.com/office/word/2010/wordprocessingShape" mc:Ignorable="w14 w15 w16se w16cid w16 w16cex w16sdtdh w16sdtfl w16du wp14">
   <w:p>
     <w:pPr>
@@ -44605,7 +44697,7 @@
     <w:basedOn w:val="DefaultParagraphFont"/>
     <w:link w:val="Heading1"/>
     <w:uiPriority w:val="9"/>
-    <w:rsid w:val="00A6343C"/>
+    <w:rsid w:val="00864211"/>
     <w:rPr>
       <w:rFonts w:ascii="Segoe UI" w:eastAsia="Source Sans Pro" w:hAnsi="Segoe UI" w:cs="Source Sans Pro"/>
       <w:b/>
@@ -44621,7 +44713,7 @@
     <w:basedOn w:val="DefaultParagraphFont"/>
     <w:link w:val="Heading2"/>
     <w:uiPriority w:val="9"/>
-    <w:rsid w:val="00A6343C"/>
+    <w:rsid w:val="00864211"/>
     <w:rPr>
       <w:rFonts w:ascii="Segoe UI" w:eastAsia="Source Sans Pro" w:hAnsi="Segoe UI" w:cs="Source Sans Pro"/>
       <w:b/>
@@ -44638,7 +44730,7 @@
     <w:basedOn w:val="DefaultParagraphFont"/>
     <w:link w:val="Heading4"/>
     <w:uiPriority w:val="9"/>
-    <w:rsid w:val="00A6343C"/>
+    <w:rsid w:val="00864211"/>
     <w:rPr>
       <w:rFonts w:ascii="Segoe UI" w:eastAsia="Source Sans Pro" w:hAnsi="Segoe UI" w:cs="Source Sans Pro"/>
       <w:b/>
@@ -44653,7 +44745,7 @@
     <w:basedOn w:val="DefaultParagraphFont"/>
     <w:link w:val="Heading5"/>
     <w:uiPriority w:val="9"/>
-    <w:rsid w:val="00A6343C"/>
+    <w:rsid w:val="00864211"/>
     <w:rPr>
       <w:rFonts w:ascii="Segoe UI" w:eastAsia="Source Sans Pro" w:hAnsi="Segoe UI" w:cs="Source Sans Pro"/>
       <w:b/>
@@ -44669,7 +44761,7 @@
     <w:uiPriority w:val="99"/>
     <w:semiHidden/>
     <w:unhideWhenUsed/>
-    <w:rsid w:val="00B92CBA"/>
+    <w:rsid w:val="006D59ED"/>
   </w:style>
 </w:styles>
 </file>
